--- a/Primeiro Semestre/Algoritmos e Lógica De Programação/Curso de Algortimos e Lógica de Programação/Resumo.docx
+++ b/Primeiro Semestre/Algoritmos e Lógica De Programação/Curso de Algortimos e Lógica de Programação/Resumo.docx
@@ -28,6 +28,32 @@
     <w:p>
       <w:pPr>
         <w:spacing w:after="0" w:line="240" w:lineRule="auto"/>
+        <w:jc w:val="center"/>
+        <w:rPr>
+          <w:rFonts w:ascii="Times New Roman" w:hAnsi="Times New Roman" w:cs="Times New Roman"/>
+          <w:b/>
+          <w:sz w:val="24"/>
+          <w:szCs w:val="24"/>
+          <w:lang w:val="pt-PT"/>
+        </w:rPr>
+      </w:pPr>
+    </w:p>
+    <w:p>
+      <w:pPr>
+        <w:spacing w:after="0" w:line="240" w:lineRule="auto"/>
+        <w:jc w:val="center"/>
+        <w:rPr>
+          <w:rFonts w:ascii="Times New Roman" w:hAnsi="Times New Roman" w:cs="Times New Roman"/>
+          <w:b/>
+          <w:sz w:val="24"/>
+          <w:szCs w:val="24"/>
+          <w:lang w:val="pt-PT"/>
+        </w:rPr>
+      </w:pPr>
+    </w:p>
+    <w:p>
+      <w:pPr>
+        <w:spacing w:after="0" w:line="240" w:lineRule="auto"/>
         <w:rPr>
           <w:rFonts w:ascii="Times New Roman" w:hAnsi="Times New Roman" w:cs="Times New Roman"/>
           <w:b/>
@@ -95,42 +121,424 @@
     </w:p>
     <w:p>
       <w:pPr>
-        <w:spacing w:after="0" w:line="240" w:lineRule="auto"/>
-        <w:rPr>
-          <w:rFonts w:ascii="Times New Roman" w:hAnsi="Times New Roman" w:cs="Times New Roman"/>
-          <w:sz w:val="24"/>
-          <w:szCs w:val="24"/>
-          <w:lang w:val="pt-PT"/>
-        </w:rPr>
-      </w:pPr>
-      <w:r>
-        <w:rPr>
-          <w:rFonts w:ascii="Times New Roman" w:hAnsi="Times New Roman" w:cs="Times New Roman"/>
-          <w:sz w:val="24"/>
-          <w:szCs w:val="24"/>
-          <w:lang w:val="pt-PT"/>
-        </w:rPr>
-        <w:t>Enquanto expressão faca</w:t>
-      </w:r>
-    </w:p>
-    <w:p>
-      <w:pPr>
-        <w:spacing w:after="0" w:line="240" w:lineRule="auto"/>
-        <w:rPr>
-          <w:rFonts w:ascii="Times New Roman" w:hAnsi="Times New Roman" w:cs="Times New Roman"/>
-          <w:sz w:val="24"/>
-          <w:szCs w:val="24"/>
-          <w:lang w:val="pt-PT"/>
-        </w:rPr>
-      </w:pPr>
-      <w:r>
-        <w:rPr>
-          <w:rFonts w:ascii="Times New Roman" w:hAnsi="Times New Roman" w:cs="Times New Roman"/>
-          <w:sz w:val="24"/>
-          <w:szCs w:val="24"/>
-          <w:lang w:val="pt-PT"/>
-        </w:rPr>
-        <w:t xml:space="preserve">         </w:t>
+        <w:pStyle w:val="PargrafodaLista"/>
+        <w:numPr>
+          <w:ilvl w:val="0"/>
+          <w:numId w:val="3"/>
+        </w:numPr>
+        <w:spacing w:after="0" w:line="240" w:lineRule="auto"/>
+        <w:rPr>
+          <w:rFonts w:ascii="Times New Roman" w:hAnsi="Times New Roman" w:cs="Times New Roman"/>
+          <w:sz w:val="24"/>
+          <w:szCs w:val="24"/>
+          <w:lang w:val="pt-PT"/>
+        </w:rPr>
+      </w:pPr>
+      <w:r>
+        <w:rPr>
+          <w:rFonts w:ascii="Times New Roman" w:hAnsi="Times New Roman" w:cs="Times New Roman"/>
+          <w:b/>
+          <w:sz w:val="24"/>
+          <w:szCs w:val="24"/>
+          <w:lang w:val="pt-PT"/>
+        </w:rPr>
+        <w:t>Enquanto</w:t>
+      </w:r>
+      <w:r>
+        <w:rPr>
+          <w:rFonts w:ascii="Times New Roman" w:hAnsi="Times New Roman" w:cs="Times New Roman"/>
+          <w:sz w:val="24"/>
+          <w:szCs w:val="24"/>
+          <w:lang w:val="pt-PT"/>
+        </w:rPr>
+        <w:t xml:space="preserve"> uma expressão é verdadeira</w:t>
+      </w:r>
+      <w:r>
+        <w:rPr>
+          <w:rFonts w:ascii="Times New Roman" w:hAnsi="Times New Roman" w:cs="Times New Roman"/>
+          <w:sz w:val="24"/>
+          <w:szCs w:val="24"/>
+          <w:lang w:val="pt-PT"/>
+        </w:rPr>
+        <w:t xml:space="preserve"> </w:t>
+      </w:r>
+      <w:r>
+        <w:rPr>
+          <w:rFonts w:ascii="Times New Roman" w:hAnsi="Times New Roman" w:cs="Times New Roman"/>
+          <w:b/>
+          <w:sz w:val="24"/>
+          <w:szCs w:val="24"/>
+          <w:lang w:val="pt-PT"/>
+        </w:rPr>
+        <w:t>Faça</w:t>
+      </w:r>
+      <w:r>
+        <w:rPr>
+          <w:rFonts w:ascii="Times New Roman" w:hAnsi="Times New Roman" w:cs="Times New Roman"/>
+          <w:b/>
+          <w:sz w:val="24"/>
+          <w:szCs w:val="24"/>
+          <w:lang w:val="pt-PT"/>
+        </w:rPr>
+        <w:t>;</w:t>
+      </w:r>
+    </w:p>
+    <w:p>
+      <w:pPr>
+        <w:pStyle w:val="PargrafodaLista"/>
+        <w:numPr>
+          <w:ilvl w:val="0"/>
+          <w:numId w:val="3"/>
+        </w:numPr>
+        <w:spacing w:after="0" w:line="240" w:lineRule="auto"/>
+        <w:rPr>
+          <w:rFonts w:ascii="Times New Roman" w:hAnsi="Times New Roman" w:cs="Times New Roman"/>
+          <w:sz w:val="24"/>
+          <w:szCs w:val="24"/>
+          <w:lang w:val="pt-PT"/>
+        </w:rPr>
+      </w:pPr>
+      <w:r>
+        <w:rPr>
+          <w:rFonts w:ascii="Times New Roman" w:hAnsi="Times New Roman" w:cs="Times New Roman"/>
+          <w:sz w:val="24"/>
+          <w:szCs w:val="24"/>
+          <w:lang w:val="pt-PT"/>
+        </w:rPr>
+        <w:t xml:space="preserve">Execute </w:t>
+      </w:r>
+      <w:r>
+        <w:rPr>
+          <w:rFonts w:ascii="Times New Roman" w:hAnsi="Times New Roman" w:cs="Times New Roman"/>
+          <w:sz w:val="24"/>
+          <w:szCs w:val="24"/>
+          <w:lang w:val="pt-PT"/>
+        </w:rPr>
+        <w:t>um bloco</w:t>
+      </w:r>
+      <w:r>
+        <w:rPr>
+          <w:rFonts w:ascii="Times New Roman" w:hAnsi="Times New Roman" w:cs="Times New Roman"/>
+          <w:sz w:val="24"/>
+          <w:szCs w:val="24"/>
+          <w:lang w:val="pt-PT"/>
+        </w:rPr>
+        <w:t xml:space="preserve"> e </w:t>
+      </w:r>
+      <w:r>
+        <w:rPr>
+          <w:rFonts w:ascii="Times New Roman" w:hAnsi="Times New Roman" w:cs="Times New Roman"/>
+          <w:b/>
+          <w:sz w:val="24"/>
+          <w:szCs w:val="24"/>
+          <w:lang w:val="pt-PT"/>
+        </w:rPr>
+        <w:t>FimEnquanto</w:t>
+      </w:r>
+      <w:r>
+        <w:rPr>
+          <w:rFonts w:ascii="Times New Roman" w:hAnsi="Times New Roman" w:cs="Times New Roman"/>
+          <w:b/>
+          <w:sz w:val="24"/>
+          <w:szCs w:val="24"/>
+          <w:lang w:val="pt-PT"/>
+        </w:rPr>
+        <w:t>;</w:t>
+      </w:r>
+    </w:p>
+    <w:p>
+      <w:pPr>
+        <w:pStyle w:val="PargrafodaLista"/>
+        <w:numPr>
+          <w:ilvl w:val="0"/>
+          <w:numId w:val="3"/>
+        </w:numPr>
+        <w:spacing w:after="0" w:line="240" w:lineRule="auto"/>
+        <w:rPr>
+          <w:rFonts w:ascii="Times New Roman" w:hAnsi="Times New Roman" w:cs="Times New Roman"/>
+          <w:sz w:val="24"/>
+          <w:szCs w:val="24"/>
+          <w:lang w:val="pt-PT"/>
+        </w:rPr>
+      </w:pPr>
+      <w:r>
+        <w:rPr>
+          <w:rFonts w:ascii="Times New Roman" w:hAnsi="Times New Roman" w:cs="Times New Roman"/>
+          <w:sz w:val="24"/>
+          <w:szCs w:val="24"/>
+          <w:lang w:val="pt-PT"/>
+        </w:rPr>
+        <w:t xml:space="preserve">Quando não for mas verdadeira </w:t>
+      </w:r>
+      <w:r>
+        <w:rPr>
+          <w:rFonts w:ascii="Times New Roman" w:hAnsi="Times New Roman" w:cs="Times New Roman"/>
+          <w:b/>
+          <w:sz w:val="24"/>
+          <w:szCs w:val="24"/>
+          <w:lang w:val="pt-PT"/>
+        </w:rPr>
+        <w:t>Fimalgortimo</w:t>
+      </w:r>
+      <w:r>
+        <w:rPr>
+          <w:rFonts w:ascii="Times New Roman" w:hAnsi="Times New Roman" w:cs="Times New Roman"/>
+          <w:b/>
+          <w:sz w:val="24"/>
+          <w:szCs w:val="24"/>
+          <w:lang w:val="pt-PT"/>
+        </w:rPr>
+        <w:t>;</w:t>
+      </w:r>
+    </w:p>
+    <w:p>
+      <w:pPr>
+        <w:spacing w:after="0" w:line="240" w:lineRule="auto"/>
+        <w:rPr>
+          <w:rFonts w:ascii="Times New Roman" w:hAnsi="Times New Roman" w:cs="Times New Roman"/>
+          <w:b/>
+          <w:sz w:val="24"/>
+          <w:szCs w:val="24"/>
+          <w:lang w:val="pt-PT"/>
+        </w:rPr>
+      </w:pPr>
+    </w:p>
+    <w:p>
+      <w:pPr>
+        <w:spacing w:after="0" w:line="240" w:lineRule="auto"/>
+        <w:rPr>
+          <w:rFonts w:ascii="Times New Roman" w:hAnsi="Times New Roman" w:cs="Times New Roman"/>
+          <w:b/>
+          <w:sz w:val="24"/>
+          <w:szCs w:val="24"/>
+          <w:lang w:val="pt-PT"/>
+        </w:rPr>
+      </w:pPr>
+    </w:p>
+    <w:p>
+      <w:pPr>
+        <w:spacing w:after="0" w:line="240" w:lineRule="auto"/>
+        <w:ind w:left="708"/>
+        <w:rPr>
+          <w:rFonts w:ascii="Times New Roman" w:hAnsi="Times New Roman" w:cs="Times New Roman"/>
+          <w:sz w:val="24"/>
+          <w:szCs w:val="24"/>
+          <w:lang w:val="pt-PT"/>
+        </w:rPr>
+      </w:pPr>
+      <w:r>
+        <w:rPr>
+          <w:rFonts w:ascii="Times New Roman" w:hAnsi="Times New Roman" w:cs="Times New Roman"/>
+          <w:b/>
+          <w:sz w:val="24"/>
+          <w:szCs w:val="24"/>
+          <w:lang w:val="pt-PT"/>
+        </w:rPr>
+        <w:t xml:space="preserve">1. </w:t>
+      </w:r>
+      <w:r>
+        <w:rPr>
+          <w:rFonts w:ascii="Times New Roman" w:hAnsi="Times New Roman" w:cs="Times New Roman"/>
+          <w:b/>
+          <w:sz w:val="24"/>
+          <w:szCs w:val="24"/>
+          <w:lang w:val="pt-PT"/>
+        </w:rPr>
+        <w:t>Enquanto</w:t>
+      </w:r>
+      <w:r>
+        <w:rPr>
+          <w:rFonts w:ascii="Times New Roman" w:hAnsi="Times New Roman" w:cs="Times New Roman"/>
+          <w:sz w:val="24"/>
+          <w:szCs w:val="24"/>
+          <w:lang w:val="pt-PT"/>
+        </w:rPr>
+        <w:t xml:space="preserve"> expressão </w:t>
+      </w:r>
+      <w:r>
+        <w:rPr>
+          <w:rFonts w:ascii="Times New Roman" w:hAnsi="Times New Roman" w:cs="Times New Roman"/>
+          <w:b/>
+          <w:sz w:val="24"/>
+          <w:szCs w:val="24"/>
+          <w:lang w:val="pt-PT"/>
+        </w:rPr>
+        <w:t>faca</w:t>
+      </w:r>
+    </w:p>
+    <w:p>
+      <w:pPr>
+        <w:spacing w:after="0" w:line="240" w:lineRule="auto"/>
+        <w:ind w:left="708"/>
+        <w:rPr>
+          <w:rFonts w:ascii="Times New Roman" w:hAnsi="Times New Roman" w:cs="Times New Roman"/>
+          <w:sz w:val="24"/>
+          <w:szCs w:val="24"/>
+          <w:lang w:val="pt-PT"/>
+        </w:rPr>
+      </w:pPr>
+    </w:p>
+    <w:p>
+      <w:pPr>
+        <w:spacing w:after="0" w:line="240" w:lineRule="auto"/>
+        <w:ind w:left="1232"/>
+        <w:rPr>
+          <w:rFonts w:ascii="Times New Roman" w:hAnsi="Times New Roman" w:cs="Times New Roman"/>
+          <w:sz w:val="24"/>
+          <w:szCs w:val="24"/>
+          <w:lang w:val="pt-PT"/>
+        </w:rPr>
+      </w:pPr>
+      <w:r>
+        <w:rPr>
+          <w:rFonts w:ascii="Times New Roman" w:hAnsi="Times New Roman" w:cs="Times New Roman"/>
+          <w:noProof/>
+          <w:sz w:val="24"/>
+          <w:szCs w:val="24"/>
+          <w:lang w:eastAsia="pt-BR"/>
+        </w:rPr>
+        <w:pict>
+          <v:shapetype id="_x0000_t105" coordsize="21600,21600" o:spt="105" adj="12960,19440,14400" path="wr,0@3@23,0@22@4,0@15,0@1@23@7,0@13@2l@14@2@8@22@12@2at,0@3@23@11@2@17@26@15,0@1@23@17@26@15@22xewr,0@3@23@4,0@17@26nfe">
+            <v:stroke joinstyle="miter"/>
+            <v:formulas>
+              <v:f eqn="val #0"/>
+              <v:f eqn="val #1"/>
+              <v:f eqn="val #2"/>
+              <v:f eqn="sum #0 width #1"/>
+              <v:f eqn="prod @3 1 2"/>
+              <v:f eqn="sum #1 #1 width"/>
+              <v:f eqn="sum @5 #1 #0"/>
+              <v:f eqn="prod @6 1 2"/>
+              <v:f eqn="mid width #0"/>
+              <v:f eqn="sum height 0 #2"/>
+              <v:f eqn="ellipse @9 height @4"/>
+              <v:f eqn="sum @4 @10 0"/>
+              <v:f eqn="sum @11 #1 width"/>
+              <v:f eqn="sum @7 @10 0"/>
+              <v:f eqn="sum @12 width #0"/>
+              <v:f eqn="sum @5 0 #0"/>
+              <v:f eqn="prod @15 1 2"/>
+              <v:f eqn="mid @4 @7"/>
+              <v:f eqn="sum #0 #1 width"/>
+              <v:f eqn="prod @18 1 2"/>
+              <v:f eqn="sum @17 0 @19"/>
+              <v:f eqn="val width"/>
+              <v:f eqn="val height"/>
+              <v:f eqn="prod height 2 1"/>
+              <v:f eqn="sum @17 0 @4"/>
+              <v:f eqn="ellipse @24 @4 height"/>
+              <v:f eqn="sum height 0 @25"/>
+              <v:f eqn="sum @8 128 0"/>
+              <v:f eqn="prod @5 1 2"/>
+              <v:f eqn="sum @5 0 128"/>
+              <v:f eqn="sum #0 @17 @12"/>
+              <v:f eqn="ellipse @20 @4 height"/>
+              <v:f eqn="sum width 0 #0"/>
+              <v:f eqn="prod @32 1 2"/>
+              <v:f eqn="prod height height 1"/>
+              <v:f eqn="prod @9 @9 1"/>
+              <v:f eqn="sum @34 0 @35"/>
+              <v:f eqn="sqrt @36"/>
+              <v:f eqn="sum @37 height 0"/>
+              <v:f eqn="prod width height @38"/>
+              <v:f eqn="sum @39 64 0"/>
+              <v:f eqn="prod #0 1 2"/>
+              <v:f eqn="ellipse @33 @41 height"/>
+              <v:f eqn="sum height 0 @42"/>
+              <v:f eqn="sum @43 64 0"/>
+              <v:f eqn="prod @4 1 2"/>
+              <v:f eqn="sum #1 0 @45"/>
+              <v:f eqn="prod height 4390 32768"/>
+              <v:f eqn="prod height 28378 32768"/>
+            </v:formulas>
+            <v:path o:extrusionok="f" o:connecttype="custom" o:connectlocs="@17,0;@16,@22;@12,@2;@8,@22;@14,@2" o:connectangles="270,90,90,90,0" textboxrect="@45,@47,@46,@48"/>
+            <v:handles>
+              <v:h position="#0,bottomRight" xrange="@40,@29"/>
+              <v:h position="#1,bottomRight" xrange="@27,@21"/>
+              <v:h position="bottomRight,#2" yrange="@44,@22"/>
+            </v:handles>
+            <o:complex v:ext="view"/>
+          </v:shapetype>
+          <v:shape id="_x0000_s1032" type="#_x0000_t105" style="position:absolute;left:0;text-align:left;margin-left:-8.4pt;margin-top:-1.75pt;width:35.55pt;height:42.05pt;rotation:17355963fd;z-index:251661312"/>
+        </w:pict>
+      </w:r>
+      <w:r>
+        <w:rPr>
+          <w:rFonts w:ascii="Times New Roman" w:hAnsi="Times New Roman" w:cs="Times New Roman"/>
+          <w:noProof/>
+          <w:sz w:val="24"/>
+          <w:szCs w:val="24"/>
+          <w:lang w:eastAsia="pt-BR"/>
+        </w:rPr>
+        <w:pict>
+          <v:shapetype id="_x0000_t103" coordsize="21600,21600" o:spt="103" adj="12960,19440,7200" path="wr@22,0@21@3,,0@21@4@22@14@21@1@21@7@2@12l@2@13,0@8@2@11at@22,0@21@3@2@10@24@16@22@14@21@1@24@16,0@14xear@22@14@21@1@21@7@24@16nfe">
+            <v:stroke joinstyle="miter"/>
+            <v:formulas>
+              <v:f eqn="val #0"/>
+              <v:f eqn="val #1"/>
+              <v:f eqn="val #2"/>
+              <v:f eqn="sum #0 width #1"/>
+              <v:f eqn="prod @3 1 2"/>
+              <v:f eqn="sum #1 #1 width"/>
+              <v:f eqn="sum @5 #1 #0"/>
+              <v:f eqn="prod @6 1 2"/>
+              <v:f eqn="mid width #0"/>
+              <v:f eqn="ellipse #2 height @4"/>
+              <v:f eqn="sum @4 @9 0"/>
+              <v:f eqn="sum @10 #1 width"/>
+              <v:f eqn="sum @7 @9 0"/>
+              <v:f eqn="sum @11 width #0"/>
+              <v:f eqn="sum @5 0 #0"/>
+              <v:f eqn="prod @14 1 2"/>
+              <v:f eqn="mid @4 @7"/>
+              <v:f eqn="sum #0 #1 width"/>
+              <v:f eqn="prod @17 1 2"/>
+              <v:f eqn="sum @16 0 @18"/>
+              <v:f eqn="val width"/>
+              <v:f eqn="val height"/>
+              <v:f eqn="sum 0 0 height"/>
+              <v:f eqn="sum @16 0 @4"/>
+              <v:f eqn="ellipse @23 @4 height"/>
+              <v:f eqn="sum @8 128 0"/>
+              <v:f eqn="prod @5 1 2"/>
+              <v:f eqn="sum @5 0 128"/>
+              <v:f eqn="sum #0 @16 @11"/>
+              <v:f eqn="sum width 0 #0"/>
+              <v:f eqn="prod @29 1 2"/>
+              <v:f eqn="prod height height 1"/>
+              <v:f eqn="prod #2 #2 1"/>
+              <v:f eqn="sum @31 0 @32"/>
+              <v:f eqn="sqrt @33"/>
+              <v:f eqn="sum @34 height 0"/>
+              <v:f eqn="prod width height @35"/>
+              <v:f eqn="sum @36 64 0"/>
+              <v:f eqn="prod #0 1 2"/>
+              <v:f eqn="ellipse @30 @38 height"/>
+              <v:f eqn="sum @39 0 64"/>
+              <v:f eqn="prod @4 1 2"/>
+              <v:f eqn="sum #1 0 @41"/>
+              <v:f eqn="prod height 4390 32768"/>
+              <v:f eqn="prod height 28378 32768"/>
+            </v:formulas>
+            <v:path o:extrusionok="f" o:connecttype="custom" o:connectlocs="0,@15;@2,@11;0,@8;@2,@13;@21,@16" o:connectangles="180,180,180,90,0" textboxrect="@43,@41,@44,@42"/>
+            <v:handles>
+              <v:h position="topLeft,#0" yrange="@37,@27"/>
+              <v:h position="topLeft,#1" yrange="@25,@20"/>
+              <v:h position="#2,bottomRight" xrange="0,@40"/>
+            </v:handles>
+            <o:complex v:ext="view"/>
+          </v:shapetype>
+          <v:shape id="_x0000_s1029" type="#_x0000_t103" style="position:absolute;left:0;text-align:left;margin-left:122.55pt;margin-top:1.5pt;width:44.85pt;height:45.6pt;z-index:251660288"/>
+        </w:pict>
+      </w:r>
+      <w:r>
+        <w:rPr>
+          <w:rFonts w:ascii="Times New Roman" w:hAnsi="Times New Roman" w:cs="Times New Roman"/>
+          <w:sz w:val="24"/>
+          <w:szCs w:val="24"/>
+          <w:lang w:val="pt-PT"/>
+        </w:rPr>
+        <w:t xml:space="preserve">2. </w:t>
       </w:r>
       <w:r>
         <w:rPr>
@@ -145,16 +553,51 @@
     <w:p>
       <w:pPr>
         <w:spacing w:after="0" w:line="240" w:lineRule="auto"/>
-        <w:rPr>
-          <w:rFonts w:ascii="Times New Roman" w:hAnsi="Times New Roman" w:cs="Times New Roman"/>
-          <w:sz w:val="24"/>
-          <w:szCs w:val="24"/>
-          <w:lang w:val="pt-PT"/>
-        </w:rPr>
-      </w:pPr>
-      <w:r>
-        <w:rPr>
-          <w:rFonts w:ascii="Times New Roman" w:hAnsi="Times New Roman" w:cs="Times New Roman"/>
+        <w:ind w:left="708"/>
+        <w:rPr>
+          <w:rFonts w:ascii="Times New Roman" w:hAnsi="Times New Roman" w:cs="Times New Roman"/>
+          <w:sz w:val="24"/>
+          <w:szCs w:val="24"/>
+          <w:lang w:val="pt-PT"/>
+        </w:rPr>
+      </w:pPr>
+    </w:p>
+    <w:p>
+      <w:pPr>
+        <w:spacing w:after="0" w:line="240" w:lineRule="auto"/>
+        <w:ind w:left="708"/>
+        <w:rPr>
+          <w:rFonts w:ascii="Times New Roman" w:hAnsi="Times New Roman" w:cs="Times New Roman"/>
+          <w:b/>
+          <w:sz w:val="24"/>
+          <w:szCs w:val="24"/>
+          <w:lang w:val="pt-PT"/>
+        </w:rPr>
+      </w:pPr>
+      <w:r>
+        <w:rPr>
+          <w:rFonts w:ascii="Times New Roman" w:hAnsi="Times New Roman" w:cs="Times New Roman"/>
+          <w:b/>
+          <w:sz w:val="24"/>
+          <w:szCs w:val="24"/>
+          <w:lang w:val="pt-PT"/>
+        </w:rPr>
+        <w:t>2</w:t>
+      </w:r>
+      <w:r>
+        <w:rPr>
+          <w:rFonts w:ascii="Times New Roman" w:hAnsi="Times New Roman" w:cs="Times New Roman"/>
+          <w:b/>
+          <w:sz w:val="24"/>
+          <w:szCs w:val="24"/>
+          <w:lang w:val="pt-PT"/>
+        </w:rPr>
+        <w:t xml:space="preserve">. </w:t>
+      </w:r>
+      <w:r>
+        <w:rPr>
+          <w:rFonts w:ascii="Times New Roman" w:hAnsi="Times New Roman" w:cs="Times New Roman"/>
+          <w:b/>
           <w:sz w:val="24"/>
           <w:szCs w:val="24"/>
           <w:lang w:val="pt-PT"/>
@@ -192,6 +635,63 @@
           <w:szCs w:val="24"/>
           <w:lang w:val="pt-PT"/>
         </w:rPr>
+        <w:t>3.Fimalgoritmo</w:t>
+      </w:r>
+    </w:p>
+    <w:p>
+      <w:pPr>
+        <w:tabs>
+          <w:tab w:val="left" w:pos="916"/>
+        </w:tabs>
+        <w:spacing w:after="0" w:line="240" w:lineRule="auto"/>
+        <w:rPr>
+          <w:rFonts w:ascii="Times New Roman" w:hAnsi="Times New Roman" w:cs="Times New Roman"/>
+          <w:sz w:val="24"/>
+          <w:szCs w:val="24"/>
+          <w:lang w:val="pt-PT"/>
+        </w:rPr>
+      </w:pPr>
+      <w:r>
+        <w:rPr>
+          <w:rFonts w:ascii="Times New Roman" w:hAnsi="Times New Roman" w:cs="Times New Roman"/>
+          <w:sz w:val="24"/>
+          <w:szCs w:val="24"/>
+          <w:lang w:val="pt-PT"/>
+        </w:rPr>
+        <w:tab/>
+      </w:r>
+    </w:p>
+    <w:p>
+      <w:pPr>
+        <w:spacing w:after="0" w:line="240" w:lineRule="auto"/>
+        <w:rPr>
+          <w:rFonts w:ascii="Times New Roman" w:hAnsi="Times New Roman" w:cs="Times New Roman"/>
+          <w:b/>
+          <w:sz w:val="24"/>
+          <w:szCs w:val="24"/>
+          <w:lang w:val="pt-PT"/>
+        </w:rPr>
+      </w:pPr>
+    </w:p>
+    <w:p>
+      <w:pPr>
+        <w:spacing w:after="0" w:line="240" w:lineRule="auto"/>
+        <w:rPr>
+          <w:rFonts w:ascii="Times New Roman" w:hAnsi="Times New Roman" w:cs="Times New Roman"/>
+          <w:b/>
+          <w:sz w:val="24"/>
+          <w:szCs w:val="24"/>
+          <w:lang w:val="pt-PT"/>
+        </w:rPr>
+      </w:pPr>
+      <w:r>
+        <w:rPr>
+          <w:rFonts w:ascii="Times New Roman" w:hAnsi="Times New Roman" w:cs="Times New Roman"/>
+          <w:b/>
+          <w:sz w:val="24"/>
+          <w:szCs w:val="24"/>
+          <w:lang w:val="pt-PT"/>
+        </w:rPr>
         <w:t>Exemplo 2</w:t>
       </w:r>
     </w:p>
@@ -200,181 +700,1175 @@
         <w:spacing w:after="0" w:line="240" w:lineRule="auto"/>
         <w:rPr>
           <w:rFonts w:ascii="Times New Roman" w:hAnsi="Times New Roman" w:cs="Times New Roman"/>
-          <w:sz w:val="24"/>
-          <w:szCs w:val="24"/>
-          <w:lang w:val="pt-PT"/>
-        </w:rPr>
-      </w:pPr>
-    </w:p>
-    <w:p>
-      <w:pPr>
-        <w:spacing w:after="0" w:line="240" w:lineRule="auto"/>
-        <w:rPr>
-          <w:rFonts w:ascii="Times New Roman" w:hAnsi="Times New Roman" w:cs="Times New Roman"/>
-          <w:sz w:val="24"/>
-          <w:szCs w:val="24"/>
-          <w:lang w:val="pt-PT"/>
-        </w:rPr>
-      </w:pPr>
-      <w:r>
-        <w:rPr>
-          <w:rFonts w:ascii="Times New Roman" w:hAnsi="Times New Roman" w:cs="Times New Roman"/>
-          <w:sz w:val="24"/>
-          <w:szCs w:val="24"/>
-          <w:lang w:val="pt-PT"/>
-        </w:rPr>
-        <w:t>Enquanto não arrumar o quarto faca</w:t>
-      </w:r>
-    </w:p>
-    <w:p>
-      <w:pPr>
-        <w:spacing w:after="0" w:line="240" w:lineRule="auto"/>
-        <w:rPr>
-          <w:rFonts w:ascii="Times New Roman" w:hAnsi="Times New Roman" w:cs="Times New Roman"/>
-          <w:sz w:val="24"/>
-          <w:szCs w:val="24"/>
-          <w:lang w:val="pt-PT"/>
-        </w:rPr>
-      </w:pPr>
-      <w:r>
-        <w:rPr>
-          <w:rFonts w:ascii="Times New Roman" w:hAnsi="Times New Roman" w:cs="Times New Roman"/>
-          <w:sz w:val="24"/>
-          <w:szCs w:val="24"/>
-          <w:lang w:val="pt-PT"/>
-        </w:rPr>
-        <w:t xml:space="preserve">       castigo</w:t>
-      </w:r>
-    </w:p>
-    <w:p>
-      <w:pPr>
-        <w:spacing w:after="0" w:line="240" w:lineRule="auto"/>
-        <w:rPr>
-          <w:rFonts w:ascii="Times New Roman" w:hAnsi="Times New Roman" w:cs="Times New Roman"/>
-          <w:sz w:val="24"/>
-          <w:szCs w:val="24"/>
-          <w:lang w:val="pt-PT"/>
-        </w:rPr>
-      </w:pPr>
-      <w:r>
-        <w:rPr>
-          <w:rFonts w:ascii="Times New Roman" w:hAnsi="Times New Roman" w:cs="Times New Roman"/>
+          <w:b/>
+          <w:sz w:val="24"/>
+          <w:szCs w:val="24"/>
+          <w:lang w:val="pt-PT"/>
+        </w:rPr>
+      </w:pPr>
+    </w:p>
+    <w:p>
+      <w:pPr>
+        <w:pStyle w:val="PargrafodaLista"/>
+        <w:numPr>
+          <w:ilvl w:val="0"/>
+          <w:numId w:val="5"/>
+        </w:numPr>
+        <w:spacing w:after="0" w:line="240" w:lineRule="auto"/>
+        <w:rPr>
+          <w:rFonts w:ascii="Times New Roman" w:hAnsi="Times New Roman" w:cs="Times New Roman"/>
+          <w:b/>
+          <w:sz w:val="24"/>
+          <w:szCs w:val="24"/>
+          <w:lang w:val="pt-PT"/>
+        </w:rPr>
+      </w:pPr>
+      <w:r>
+        <w:rPr>
+          <w:rFonts w:ascii="Times New Roman" w:hAnsi="Times New Roman" w:cs="Times New Roman"/>
+          <w:b/>
+          <w:sz w:val="24"/>
+          <w:szCs w:val="24"/>
+          <w:lang w:val="pt-PT"/>
+        </w:rPr>
+        <w:t>Enquanto</w:t>
+      </w:r>
+      <w:r>
+        <w:rPr>
+          <w:rFonts w:ascii="Times New Roman" w:hAnsi="Times New Roman" w:cs="Times New Roman"/>
+          <w:b/>
+          <w:sz w:val="24"/>
+          <w:szCs w:val="24"/>
+          <w:lang w:val="pt-PT"/>
+        </w:rPr>
+        <w:t xml:space="preserve"> não </w:t>
+      </w:r>
+      <w:r>
+        <w:rPr>
+          <w:rFonts w:ascii="Times New Roman" w:hAnsi="Times New Roman" w:cs="Times New Roman"/>
+          <w:sz w:val="24"/>
+          <w:szCs w:val="24"/>
+          <w:lang w:val="pt-PT"/>
+        </w:rPr>
+        <w:t>arrumar o quarto</w:t>
+      </w:r>
+      <w:r>
+        <w:rPr>
+          <w:rFonts w:ascii="Times New Roman" w:hAnsi="Times New Roman" w:cs="Times New Roman"/>
+          <w:b/>
+          <w:sz w:val="24"/>
+          <w:szCs w:val="24"/>
+          <w:lang w:val="pt-PT"/>
+        </w:rPr>
+        <w:t xml:space="preserve"> faça;</w:t>
+      </w:r>
+    </w:p>
+    <w:p>
+      <w:pPr>
+        <w:pStyle w:val="PargrafodaLista"/>
+        <w:numPr>
+          <w:ilvl w:val="0"/>
+          <w:numId w:val="5"/>
+        </w:numPr>
+        <w:spacing w:after="0" w:line="240" w:lineRule="auto"/>
+        <w:rPr>
+          <w:rFonts w:ascii="Times New Roman" w:hAnsi="Times New Roman" w:cs="Times New Roman"/>
+          <w:sz w:val="24"/>
+          <w:szCs w:val="24"/>
+          <w:lang w:val="pt-PT"/>
+        </w:rPr>
+      </w:pPr>
+      <w:r>
+        <w:rPr>
+          <w:rFonts w:ascii="Times New Roman" w:hAnsi="Times New Roman" w:cs="Times New Roman"/>
+          <w:sz w:val="24"/>
+          <w:szCs w:val="24"/>
+          <w:lang w:val="pt-PT"/>
+        </w:rPr>
+        <w:t xml:space="preserve">Execute o castigo </w:t>
+      </w:r>
+      <w:r>
+        <w:rPr>
+          <w:rFonts w:ascii="Times New Roman" w:hAnsi="Times New Roman" w:cs="Times New Roman"/>
+          <w:b/>
           <w:sz w:val="24"/>
           <w:szCs w:val="24"/>
           <w:lang w:val="pt-PT"/>
         </w:rPr>
         <w:t>FimEnquanto</w:t>
       </w:r>
-    </w:p>
-    <w:p>
-      <w:pPr>
-        <w:spacing w:after="0" w:line="240" w:lineRule="auto"/>
-        <w:rPr>
-          <w:rFonts w:ascii="Times New Roman" w:hAnsi="Times New Roman" w:cs="Times New Roman"/>
-          <w:sz w:val="24"/>
-          <w:szCs w:val="24"/>
-          <w:lang w:val="pt-PT"/>
-        </w:rPr>
-      </w:pPr>
-      <w:r>
-        <w:rPr>
-          <w:rFonts w:ascii="Times New Roman" w:hAnsi="Times New Roman" w:cs="Times New Roman"/>
-          <w:sz w:val="24"/>
-          <w:szCs w:val="24"/>
-          <w:lang w:val="pt-PT"/>
-        </w:rPr>
-        <w:t>liberado</w:t>
-      </w:r>
-    </w:p>
-    <w:p>
-      <w:pPr>
-        <w:rPr>
-          <w:sz w:val="24"/>
-          <w:szCs w:val="24"/>
-          <w:lang w:val="pt-PT"/>
-        </w:rPr>
-      </w:pPr>
-    </w:p>
-    <w:p>
-      <w:pPr>
-        <w:rPr>
-          <w:sz w:val="24"/>
-          <w:szCs w:val="24"/>
-          <w:lang w:val="pt-PT"/>
-        </w:rPr>
-      </w:pPr>
-    </w:p>
-    <w:p>
-      <w:pPr>
-        <w:rPr>
-          <w:lang w:val="pt-PT"/>
-        </w:rPr>
-      </w:pPr>
-    </w:p>
-    <w:p>
-      <w:pPr>
-        <w:rPr>
-          <w:lang w:val="pt-PT"/>
-        </w:rPr>
-      </w:pPr>
-    </w:p>
-    <w:p>
-      <w:pPr>
-        <w:rPr>
-          <w:lang w:val="pt-PT"/>
-        </w:rPr>
-      </w:pPr>
-    </w:p>
-    <w:p>
-      <w:pPr>
-        <w:rPr>
-          <w:lang w:val="pt-PT"/>
-        </w:rPr>
-      </w:pPr>
-    </w:p>
-    <w:p>
-      <w:pPr>
-        <w:rPr>
-          <w:rFonts w:ascii="Times New Roman" w:hAnsi="Times New Roman"/>
-          <w:sz w:val="24"/>
-          <w:lang w:val="pt-PT"/>
-        </w:rPr>
-      </w:pPr>
-    </w:p>
-    <w:p>
-      <w:pPr>
-        <w:rPr>
-          <w:lang w:val="pt-PT"/>
-        </w:rPr>
-      </w:pPr>
-      <w:r>
-        <w:rPr>
-          <w:lang w:val="pt-PT"/>
-        </w:rPr>
-        <w:t>Assistir{</w:t>
-      </w:r>
-    </w:p>
-    <w:p>
-      <w:pPr>
-        <w:rPr>
-          <w:lang w:val="pt-PT"/>
-        </w:rPr>
-      </w:pPr>
-      <w:r>
-        <w:rPr>
-          <w:lang w:val="pt-PT"/>
-        </w:rPr>
-        <w:t>(X) – Com atenção;</w:t>
-      </w:r>
-    </w:p>
-    <w:p>
-      <w:pPr>
-        <w:rPr>
-          <w:lang w:val="pt-PT"/>
-        </w:rPr>
-      </w:pPr>
-      <w:r>
-        <w:rPr>
+      <w:r>
+        <w:rPr>
+          <w:rFonts w:ascii="Times New Roman" w:hAnsi="Times New Roman" w:cs="Times New Roman"/>
+          <w:sz w:val="24"/>
+          <w:szCs w:val="24"/>
+          <w:lang w:val="pt-PT"/>
+        </w:rPr>
+        <w:t>;</w:t>
+      </w:r>
+    </w:p>
+    <w:p>
+      <w:pPr>
+        <w:pStyle w:val="PargrafodaLista"/>
+        <w:numPr>
+          <w:ilvl w:val="0"/>
+          <w:numId w:val="5"/>
+        </w:numPr>
+        <w:spacing w:after="0" w:line="240" w:lineRule="auto"/>
+        <w:rPr>
+          <w:rFonts w:ascii="Times New Roman" w:hAnsi="Times New Roman" w:cs="Times New Roman"/>
+          <w:b/>
+          <w:sz w:val="24"/>
+          <w:szCs w:val="24"/>
+          <w:lang w:val="pt-PT"/>
+        </w:rPr>
+      </w:pPr>
+      <w:r>
+        <w:rPr>
+          <w:rFonts w:ascii="Times New Roman" w:hAnsi="Times New Roman" w:cs="Times New Roman"/>
+          <w:sz w:val="24"/>
+          <w:szCs w:val="24"/>
+          <w:lang w:val="pt-PT"/>
+        </w:rPr>
+        <w:t>Quando arrumar o</w:t>
+      </w:r>
+      <w:r>
+        <w:rPr>
+          <w:rFonts w:ascii="Times New Roman" w:hAnsi="Times New Roman" w:cs="Times New Roman"/>
+          <w:sz w:val="24"/>
+          <w:szCs w:val="24"/>
+          <w:lang w:val="pt-PT"/>
+        </w:rPr>
+        <w:t xml:space="preserve"> quarto </w:t>
+      </w:r>
+      <w:r>
+        <w:rPr>
+          <w:rFonts w:ascii="Times New Roman" w:hAnsi="Times New Roman" w:cs="Times New Roman"/>
+          <w:b/>
+          <w:sz w:val="24"/>
+          <w:szCs w:val="24"/>
+          <w:lang w:val="pt-PT"/>
+        </w:rPr>
+        <w:t>Fimalgoritmo;</w:t>
+      </w:r>
+      <w:r>
+        <w:rPr>
+          <w:rFonts w:ascii="Times New Roman" w:hAnsi="Times New Roman" w:cs="Times New Roman"/>
+          <w:sz w:val="24"/>
+          <w:szCs w:val="24"/>
+          <w:lang w:val="pt-PT"/>
+        </w:rPr>
+        <w:t xml:space="preserve"> </w:t>
+      </w:r>
+    </w:p>
+    <w:p>
+      <w:pPr>
+        <w:spacing w:after="0" w:line="240" w:lineRule="auto"/>
+        <w:rPr>
+          <w:rFonts w:ascii="Times New Roman" w:hAnsi="Times New Roman" w:cs="Times New Roman"/>
+          <w:sz w:val="24"/>
+          <w:szCs w:val="24"/>
+          <w:lang w:val="pt-PT"/>
+        </w:rPr>
+      </w:pPr>
+    </w:p>
+    <w:p>
+      <w:pPr>
+        <w:spacing w:after="0" w:line="240" w:lineRule="auto"/>
+        <w:ind w:firstLine="360"/>
+        <w:rPr>
+          <w:rFonts w:ascii="Times New Roman" w:hAnsi="Times New Roman" w:cs="Times New Roman"/>
+          <w:b/>
+          <w:sz w:val="24"/>
+          <w:szCs w:val="24"/>
+          <w:lang w:val="pt-PT"/>
+        </w:rPr>
+      </w:pPr>
+      <w:r>
+        <w:rPr>
+          <w:rFonts w:ascii="Times New Roman" w:hAnsi="Times New Roman" w:cs="Times New Roman"/>
+          <w:b/>
+          <w:sz w:val="24"/>
+          <w:szCs w:val="24"/>
+          <w:lang w:val="pt-PT"/>
+        </w:rPr>
+        <w:t>1.</w:t>
+      </w:r>
+      <w:r>
+        <w:rPr>
+          <w:rFonts w:ascii="Times New Roman" w:hAnsi="Times New Roman" w:cs="Times New Roman"/>
+          <w:b/>
+          <w:sz w:val="24"/>
+          <w:szCs w:val="24"/>
+          <w:lang w:val="pt-PT"/>
+        </w:rPr>
+        <w:t>Enquanto</w:t>
+      </w:r>
+      <w:r>
+        <w:rPr>
+          <w:rFonts w:ascii="Times New Roman" w:hAnsi="Times New Roman" w:cs="Times New Roman"/>
+          <w:sz w:val="24"/>
+          <w:szCs w:val="24"/>
+          <w:lang w:val="pt-PT"/>
+        </w:rPr>
+        <w:t xml:space="preserve"> não arrumar o quarto </w:t>
+      </w:r>
+      <w:r>
+        <w:rPr>
+          <w:rFonts w:ascii="Times New Roman" w:hAnsi="Times New Roman" w:cs="Times New Roman"/>
+          <w:b/>
+          <w:sz w:val="24"/>
+          <w:szCs w:val="24"/>
+          <w:lang w:val="pt-PT"/>
+        </w:rPr>
+        <w:t>faca</w:t>
+      </w:r>
+    </w:p>
+    <w:p>
+      <w:pPr>
+        <w:spacing w:after="0" w:line="240" w:lineRule="auto"/>
+        <w:rPr>
+          <w:rFonts w:ascii="Times New Roman" w:hAnsi="Times New Roman" w:cs="Times New Roman"/>
+          <w:b/>
+          <w:sz w:val="24"/>
+          <w:szCs w:val="24"/>
+          <w:lang w:val="pt-PT"/>
+        </w:rPr>
+      </w:pPr>
+    </w:p>
+    <w:p>
+      <w:pPr>
+        <w:spacing w:after="0" w:line="240" w:lineRule="auto"/>
+        <w:rPr>
+          <w:rFonts w:ascii="Times New Roman" w:hAnsi="Times New Roman" w:cs="Times New Roman"/>
+          <w:sz w:val="24"/>
+          <w:szCs w:val="24"/>
+          <w:lang w:val="pt-PT"/>
+        </w:rPr>
+      </w:pPr>
+      <w:r>
+        <w:rPr>
+          <w:rFonts w:ascii="Times New Roman" w:hAnsi="Times New Roman" w:cs="Times New Roman"/>
+          <w:noProof/>
+          <w:sz w:val="24"/>
+          <w:szCs w:val="24"/>
+          <w:lang w:eastAsia="pt-BR"/>
+        </w:rPr>
+        <w:pict>
+          <v:shape id="_x0000_s1034" type="#_x0000_t105" style="position:absolute;margin-left:-8.4pt;margin-top:-.35pt;width:35.55pt;height:42.05pt;rotation:17355963fd;z-index:251663360"/>
+        </w:pict>
+      </w:r>
+      <w:r>
+        <w:rPr>
+          <w:rFonts w:ascii="Times New Roman" w:hAnsi="Times New Roman" w:cs="Times New Roman"/>
+          <w:noProof/>
+          <w:sz w:val="24"/>
+          <w:szCs w:val="24"/>
+          <w:lang w:eastAsia="pt-BR"/>
+        </w:rPr>
+        <w:pict>
+          <v:shape id="_x0000_s1033" type="#_x0000_t103" style="position:absolute;margin-left:122.55pt;margin-top:7.75pt;width:44.85pt;height:37.95pt;z-index:251662336"/>
+        </w:pict>
+      </w:r>
+      <w:r>
+        <w:rPr>
+          <w:rFonts w:ascii="Times New Roman" w:hAnsi="Times New Roman" w:cs="Times New Roman"/>
+          <w:sz w:val="24"/>
+          <w:szCs w:val="24"/>
+          <w:lang w:val="pt-PT"/>
+        </w:rPr>
+        <w:t xml:space="preserve">      </w:t>
+      </w:r>
+      <w:r>
+        <w:rPr>
+          <w:rFonts w:ascii="Times New Roman" w:hAnsi="Times New Roman" w:cs="Times New Roman"/>
+          <w:sz w:val="24"/>
+          <w:szCs w:val="24"/>
+          <w:lang w:val="pt-PT"/>
+        </w:rPr>
+        <w:tab/>
+      </w:r>
+      <w:r>
+        <w:rPr>
+          <w:rFonts w:ascii="Times New Roman" w:hAnsi="Times New Roman" w:cs="Times New Roman"/>
+          <w:sz w:val="24"/>
+          <w:szCs w:val="24"/>
+          <w:lang w:val="pt-PT"/>
+        </w:rPr>
+        <w:tab/>
+        <w:t>2.</w:t>
+      </w:r>
+      <w:r>
+        <w:rPr>
+          <w:rFonts w:ascii="Times New Roman" w:hAnsi="Times New Roman" w:cs="Times New Roman"/>
+          <w:sz w:val="24"/>
+          <w:szCs w:val="24"/>
+          <w:lang w:val="pt-PT"/>
+        </w:rPr>
+        <w:t xml:space="preserve"> </w:t>
+      </w:r>
+      <w:r>
+        <w:rPr>
+          <w:rFonts w:ascii="Times New Roman" w:hAnsi="Times New Roman" w:cs="Times New Roman"/>
+          <w:sz w:val="24"/>
+          <w:szCs w:val="24"/>
+          <w:lang w:val="pt-PT"/>
+        </w:rPr>
+        <w:t>c</w:t>
+      </w:r>
+      <w:r>
+        <w:rPr>
+          <w:rFonts w:ascii="Times New Roman" w:hAnsi="Times New Roman" w:cs="Times New Roman"/>
+          <w:sz w:val="24"/>
+          <w:szCs w:val="24"/>
+          <w:lang w:val="pt-PT"/>
+        </w:rPr>
+        <w:t>astigo</w:t>
+      </w:r>
+    </w:p>
+    <w:p>
+      <w:pPr>
+        <w:spacing w:after="0" w:line="240" w:lineRule="auto"/>
+        <w:rPr>
+          <w:rFonts w:ascii="Times New Roman" w:hAnsi="Times New Roman" w:cs="Times New Roman"/>
+          <w:sz w:val="24"/>
+          <w:szCs w:val="24"/>
+          <w:lang w:val="pt-PT"/>
+        </w:rPr>
+      </w:pPr>
+    </w:p>
+    <w:p>
+      <w:pPr>
+        <w:spacing w:after="0" w:line="240" w:lineRule="auto"/>
+        <w:ind w:firstLine="708"/>
+        <w:rPr>
+          <w:rFonts w:ascii="Times New Roman" w:hAnsi="Times New Roman" w:cs="Times New Roman"/>
+          <w:sz w:val="24"/>
+          <w:szCs w:val="24"/>
+          <w:lang w:val="pt-PT"/>
+        </w:rPr>
+      </w:pPr>
+      <w:r>
+        <w:rPr>
+          <w:rFonts w:ascii="Times New Roman" w:hAnsi="Times New Roman" w:cs="Times New Roman"/>
+          <w:sz w:val="24"/>
+          <w:szCs w:val="24"/>
+          <w:lang w:val="pt-PT"/>
+        </w:rPr>
+        <w:t>2.</w:t>
+      </w:r>
+      <w:r>
+        <w:rPr>
+          <w:rFonts w:ascii="Times New Roman" w:hAnsi="Times New Roman" w:cs="Times New Roman"/>
+          <w:b/>
+          <w:sz w:val="24"/>
+          <w:szCs w:val="24"/>
+          <w:lang w:val="pt-PT"/>
+        </w:rPr>
+        <w:t>FimEnquanto</w:t>
+      </w:r>
+    </w:p>
+    <w:p>
+      <w:pPr>
+        <w:spacing w:after="0" w:line="240" w:lineRule="auto"/>
+        <w:rPr>
+          <w:rFonts w:ascii="Times New Roman" w:hAnsi="Times New Roman" w:cs="Times New Roman"/>
+          <w:sz w:val="24"/>
+          <w:szCs w:val="24"/>
+          <w:lang w:val="pt-PT"/>
+        </w:rPr>
+      </w:pPr>
+    </w:p>
+    <w:p>
+      <w:pPr>
+        <w:spacing w:after="0" w:line="240" w:lineRule="auto"/>
+        <w:rPr>
+          <w:rFonts w:ascii="Times New Roman" w:hAnsi="Times New Roman" w:cs="Times New Roman"/>
+          <w:b/>
+          <w:sz w:val="24"/>
+          <w:szCs w:val="24"/>
+          <w:lang w:val="pt-PT"/>
+        </w:rPr>
+      </w:pPr>
+      <w:r>
+        <w:rPr>
+          <w:rFonts w:ascii="Times New Roman" w:hAnsi="Times New Roman" w:cs="Times New Roman"/>
+          <w:b/>
+          <w:sz w:val="24"/>
+          <w:szCs w:val="24"/>
+          <w:lang w:val="pt-PT"/>
+        </w:rPr>
+        <w:t>3.Fimalgortimo</w:t>
+      </w:r>
+    </w:p>
+    <w:p>
+      <w:pPr>
+        <w:spacing w:after="0" w:line="240" w:lineRule="auto"/>
+        <w:rPr>
+          <w:rFonts w:ascii="Times New Roman" w:hAnsi="Times New Roman" w:cs="Times New Roman"/>
+          <w:sz w:val="24"/>
+          <w:szCs w:val="24"/>
+          <w:lang w:val="pt-PT"/>
+        </w:rPr>
+      </w:pPr>
+    </w:p>
+    <w:p>
+      <w:pPr>
+        <w:spacing w:after="0" w:line="240" w:lineRule="auto"/>
+        <w:rPr>
+          <w:rFonts w:ascii="Times New Roman" w:hAnsi="Times New Roman" w:cs="Times New Roman"/>
+          <w:sz w:val="24"/>
+          <w:szCs w:val="24"/>
+          <w:lang w:val="pt-PT"/>
+        </w:rPr>
+      </w:pPr>
+    </w:p>
+    <w:p>
+      <w:pPr>
+        <w:spacing w:after="0" w:line="240" w:lineRule="auto"/>
+        <w:rPr>
+          <w:rFonts w:ascii="Times New Roman" w:hAnsi="Times New Roman" w:cs="Times New Roman"/>
+          <w:sz w:val="24"/>
+          <w:szCs w:val="24"/>
+          <w:lang w:val="pt-PT"/>
+        </w:rPr>
+      </w:pPr>
+    </w:p>
+    <w:p>
+      <w:pPr>
+        <w:spacing w:after="0" w:line="240" w:lineRule="auto"/>
+        <w:rPr>
+          <w:rFonts w:ascii="Times New Roman" w:hAnsi="Times New Roman" w:cs="Times New Roman"/>
+          <w:sz w:val="24"/>
+          <w:szCs w:val="24"/>
+          <w:lang w:val="pt-PT"/>
+        </w:rPr>
+      </w:pPr>
+    </w:p>
+    <w:p>
+      <w:pPr>
+        <w:spacing w:after="0" w:line="240" w:lineRule="auto"/>
+        <w:rPr>
+          <w:rFonts w:ascii="Times New Roman" w:hAnsi="Times New Roman" w:cs="Times New Roman"/>
+          <w:sz w:val="24"/>
+          <w:szCs w:val="24"/>
+          <w:lang w:val="pt-PT"/>
+        </w:rPr>
+      </w:pPr>
+    </w:p>
+    <w:p>
+      <w:pPr>
+        <w:spacing w:after="0" w:line="240" w:lineRule="auto"/>
+        <w:rPr>
+          <w:rFonts w:ascii="Times New Roman" w:hAnsi="Times New Roman" w:cs="Times New Roman"/>
+          <w:sz w:val="24"/>
+          <w:szCs w:val="24"/>
+          <w:lang w:val="pt-PT"/>
+        </w:rPr>
+      </w:pPr>
+    </w:p>
+    <w:p>
+      <w:pPr>
+        <w:spacing w:after="0" w:line="240" w:lineRule="auto"/>
+        <w:rPr>
+          <w:rFonts w:ascii="Times New Roman" w:hAnsi="Times New Roman" w:cs="Times New Roman"/>
+          <w:sz w:val="24"/>
+          <w:szCs w:val="24"/>
+          <w:lang w:val="pt-PT"/>
+        </w:rPr>
+      </w:pPr>
+    </w:p>
+    <w:p>
+      <w:pPr>
+        <w:spacing w:after="0" w:line="240" w:lineRule="auto"/>
+        <w:rPr>
+          <w:rFonts w:ascii="Times New Roman" w:hAnsi="Times New Roman" w:cs="Times New Roman"/>
+          <w:sz w:val="24"/>
+          <w:szCs w:val="24"/>
+          <w:lang w:val="pt-PT"/>
+        </w:rPr>
+      </w:pPr>
+    </w:p>
+    <w:p>
+      <w:pPr>
+        <w:spacing w:after="0" w:line="240" w:lineRule="auto"/>
+        <w:rPr>
+          <w:rFonts w:ascii="Times New Roman" w:hAnsi="Times New Roman" w:cs="Times New Roman"/>
+          <w:sz w:val="24"/>
+          <w:szCs w:val="24"/>
+          <w:lang w:val="pt-PT"/>
+        </w:rPr>
+      </w:pPr>
+    </w:p>
+    <w:p>
+      <w:pPr>
+        <w:spacing w:after="0" w:line="240" w:lineRule="auto"/>
+        <w:jc w:val="center"/>
+        <w:rPr>
+          <w:rFonts w:ascii="Times New Roman" w:hAnsi="Times New Roman" w:cs="Times New Roman"/>
+          <w:b/>
+          <w:sz w:val="24"/>
+          <w:szCs w:val="24"/>
+          <w:lang w:val="pt-PT"/>
+        </w:rPr>
+      </w:pPr>
+    </w:p>
+    <w:p>
+      <w:pPr>
+        <w:spacing w:after="0" w:line="240" w:lineRule="auto"/>
+        <w:jc w:val="center"/>
+        <w:rPr>
+          <w:rFonts w:ascii="Times New Roman" w:hAnsi="Times New Roman" w:cs="Times New Roman"/>
+          <w:b/>
+          <w:sz w:val="24"/>
+          <w:szCs w:val="24"/>
+          <w:lang w:val="pt-PT"/>
+        </w:rPr>
+      </w:pPr>
+    </w:p>
+    <w:p>
+      <w:pPr>
+        <w:spacing w:after="0" w:line="240" w:lineRule="auto"/>
+        <w:jc w:val="center"/>
+        <w:rPr>
+          <w:rFonts w:ascii="Times New Roman" w:hAnsi="Times New Roman" w:cs="Times New Roman"/>
+          <w:b/>
+          <w:sz w:val="24"/>
+          <w:szCs w:val="24"/>
+          <w:lang w:val="pt-PT"/>
+        </w:rPr>
+      </w:pPr>
+    </w:p>
+    <w:p>
+      <w:pPr>
+        <w:spacing w:after="0" w:line="240" w:lineRule="auto"/>
+        <w:jc w:val="center"/>
+        <w:rPr>
+          <w:rFonts w:ascii="Times New Roman" w:hAnsi="Times New Roman" w:cs="Times New Roman"/>
+          <w:b/>
+          <w:sz w:val="24"/>
+          <w:szCs w:val="24"/>
+          <w:lang w:val="pt-PT"/>
+        </w:rPr>
+      </w:pPr>
+    </w:p>
+    <w:p>
+      <w:pPr>
+        <w:spacing w:after="0" w:line="240" w:lineRule="auto"/>
+        <w:jc w:val="center"/>
+        <w:rPr>
+          <w:rFonts w:ascii="Times New Roman" w:hAnsi="Times New Roman" w:cs="Times New Roman"/>
+          <w:b/>
+          <w:sz w:val="24"/>
+          <w:szCs w:val="24"/>
+          <w:lang w:val="pt-PT"/>
+        </w:rPr>
+      </w:pPr>
+    </w:p>
+    <w:p>
+      <w:pPr>
+        <w:spacing w:after="0" w:line="240" w:lineRule="auto"/>
+        <w:jc w:val="center"/>
+        <w:rPr>
+          <w:rFonts w:ascii="Times New Roman" w:hAnsi="Times New Roman" w:cs="Times New Roman"/>
+          <w:b/>
+          <w:sz w:val="24"/>
+          <w:szCs w:val="24"/>
+          <w:lang w:val="pt-PT"/>
+        </w:rPr>
+      </w:pPr>
+    </w:p>
+    <w:p>
+      <w:pPr>
+        <w:spacing w:after="0" w:line="240" w:lineRule="auto"/>
+        <w:jc w:val="center"/>
+        <w:rPr>
+          <w:rFonts w:ascii="Times New Roman" w:hAnsi="Times New Roman" w:cs="Times New Roman"/>
+          <w:b/>
+          <w:sz w:val="24"/>
+          <w:szCs w:val="24"/>
+          <w:lang w:val="pt-PT"/>
+        </w:rPr>
+      </w:pPr>
+    </w:p>
+    <w:p>
+      <w:pPr>
+        <w:spacing w:after="0" w:line="240" w:lineRule="auto"/>
+        <w:jc w:val="center"/>
+        <w:rPr>
+          <w:rFonts w:ascii="Times New Roman" w:hAnsi="Times New Roman" w:cs="Times New Roman"/>
+          <w:b/>
+          <w:sz w:val="24"/>
+          <w:szCs w:val="24"/>
+          <w:lang w:val="pt-PT"/>
+        </w:rPr>
+      </w:pPr>
+      <w:r>
+        <w:rPr>
+          <w:rFonts w:ascii="Times New Roman" w:hAnsi="Times New Roman" w:cs="Times New Roman"/>
+          <w:b/>
+          <w:sz w:val="24"/>
+          <w:szCs w:val="24"/>
+          <w:lang w:val="pt-PT"/>
+        </w:rPr>
+        <w:lastRenderedPageBreak/>
+        <w:t>Exercício</w:t>
+      </w:r>
+    </w:p>
+    <w:p>
+      <w:pPr>
+        <w:spacing w:after="0" w:line="240" w:lineRule="auto"/>
+        <w:jc w:val="center"/>
+        <w:rPr>
+          <w:rFonts w:ascii="Times New Roman" w:hAnsi="Times New Roman" w:cs="Times New Roman"/>
+          <w:b/>
+          <w:sz w:val="24"/>
+          <w:szCs w:val="24"/>
+          <w:lang w:val="pt-PT"/>
+        </w:rPr>
+      </w:pPr>
+    </w:p>
+    <w:p>
+      <w:pPr>
+        <w:spacing w:after="0" w:line="240" w:lineRule="auto"/>
+        <w:jc w:val="center"/>
+        <w:rPr>
+          <w:rFonts w:ascii="Times New Roman" w:hAnsi="Times New Roman" w:cs="Times New Roman"/>
+          <w:b/>
+          <w:sz w:val="24"/>
+          <w:szCs w:val="24"/>
+          <w:lang w:val="pt-PT"/>
+        </w:rPr>
+      </w:pPr>
+    </w:p>
+    <w:p>
+      <w:pPr>
+        <w:spacing w:after="0" w:line="240" w:lineRule="auto"/>
+        <w:jc w:val="center"/>
+        <w:rPr>
+          <w:rFonts w:ascii="Times New Roman" w:hAnsi="Times New Roman" w:cs="Times New Roman"/>
+          <w:b/>
+          <w:sz w:val="24"/>
+          <w:szCs w:val="24"/>
+          <w:lang w:val="pt-PT"/>
+        </w:rPr>
+      </w:pPr>
+      <w:r>
+        <w:rPr>
+          <w:rFonts w:ascii="Times New Roman" w:hAnsi="Times New Roman" w:cs="Times New Roman"/>
+          <w:b/>
+          <w:sz w:val="24"/>
+          <w:szCs w:val="24"/>
+          <w:lang w:val="pt-PT"/>
+        </w:rPr>
+        <w:t>Estrutura De Repetição 1</w:t>
+      </w:r>
+    </w:p>
+    <w:p>
+      <w:pPr>
+        <w:spacing w:after="0" w:line="240" w:lineRule="auto"/>
+        <w:jc w:val="center"/>
+        <w:rPr>
+          <w:rFonts w:ascii="Times New Roman" w:hAnsi="Times New Roman" w:cs="Times New Roman"/>
+          <w:b/>
+          <w:sz w:val="24"/>
+          <w:szCs w:val="24"/>
+          <w:lang w:val="pt-PT"/>
+        </w:rPr>
+      </w:pPr>
+    </w:p>
+    <w:p>
+      <w:pPr>
+        <w:spacing w:after="0" w:line="240" w:lineRule="auto"/>
+        <w:jc w:val="center"/>
+        <w:rPr>
+          <w:rFonts w:ascii="Times New Roman" w:hAnsi="Times New Roman" w:cs="Times New Roman"/>
+          <w:b/>
+          <w:sz w:val="24"/>
+          <w:szCs w:val="24"/>
+          <w:lang w:val="pt-PT"/>
+        </w:rPr>
+      </w:pPr>
+    </w:p>
+    <w:p>
+      <w:pPr>
+        <w:spacing w:after="0" w:line="240" w:lineRule="auto"/>
+        <w:rPr>
+          <w:rFonts w:ascii="Times New Roman" w:hAnsi="Times New Roman" w:cs="Times New Roman"/>
+          <w:b/>
+          <w:sz w:val="24"/>
+          <w:szCs w:val="24"/>
+          <w:lang w:val="pt-PT"/>
+        </w:rPr>
+      </w:pPr>
+      <w:r>
+        <w:rPr>
+          <w:rFonts w:ascii="Times New Roman" w:hAnsi="Times New Roman" w:cs="Times New Roman"/>
+          <w:b/>
+          <w:sz w:val="24"/>
+          <w:szCs w:val="24"/>
+          <w:lang w:val="pt-PT"/>
+        </w:rPr>
+        <w:t xml:space="preserve">() </w:t>
+      </w:r>
+      <w:r>
+        <w:rPr>
+          <w:rFonts w:ascii="Times New Roman" w:hAnsi="Times New Roman" w:cs="Times New Roman"/>
+          <w:b/>
+          <w:sz w:val="24"/>
+          <w:szCs w:val="24"/>
+          <w:lang w:val="pt-PT"/>
+        </w:rPr>
+        <w:t>1</w:t>
+      </w:r>
+      <w:r>
+        <w:rPr>
+          <w:rFonts w:ascii="Times New Roman" w:hAnsi="Times New Roman" w:cs="Times New Roman"/>
+          <w:b/>
+          <w:sz w:val="24"/>
+          <w:szCs w:val="24"/>
+          <w:lang w:val="pt-PT"/>
+        </w:rPr>
+        <w:t xml:space="preserve"> – Escreva</w:t>
+      </w:r>
+      <w:r>
+        <w:rPr>
+          <w:rFonts w:ascii="Times New Roman" w:hAnsi="Times New Roman" w:cs="Times New Roman"/>
+          <w:b/>
+          <w:sz w:val="24"/>
+          <w:szCs w:val="24"/>
+          <w:lang w:val="pt-PT"/>
+        </w:rPr>
+        <w:t>, em P</w:t>
+      </w:r>
+      <w:r>
+        <w:rPr>
+          <w:rFonts w:ascii="Times New Roman" w:hAnsi="Times New Roman" w:cs="Times New Roman"/>
+          <w:b/>
+          <w:sz w:val="24"/>
+          <w:szCs w:val="24"/>
+          <w:lang w:val="pt-PT"/>
+        </w:rPr>
+        <w:t>ortugol</w:t>
+      </w:r>
+      <w:r>
+        <w:rPr>
+          <w:rFonts w:ascii="Times New Roman" w:hAnsi="Times New Roman" w:cs="Times New Roman"/>
+          <w:b/>
+          <w:sz w:val="24"/>
+          <w:szCs w:val="24"/>
+          <w:lang w:val="pt-PT"/>
+        </w:rPr>
+        <w:t>,</w:t>
+      </w:r>
+      <w:r>
+        <w:rPr>
+          <w:rFonts w:ascii="Times New Roman" w:hAnsi="Times New Roman" w:cs="Times New Roman"/>
+          <w:b/>
+          <w:sz w:val="24"/>
+          <w:szCs w:val="24"/>
+          <w:lang w:val="pt-PT"/>
+        </w:rPr>
+        <w:t xml:space="preserve"> um programa que conte de 1 até 10,</w:t>
+      </w:r>
+      <w:r>
+        <w:rPr>
+          <w:rFonts w:ascii="Times New Roman" w:hAnsi="Times New Roman" w:cs="Times New Roman"/>
+          <w:b/>
+          <w:sz w:val="24"/>
+          <w:szCs w:val="24"/>
+          <w:lang w:val="pt-PT"/>
+        </w:rPr>
+        <w:t xml:space="preserve"> exibindo</w:t>
+      </w:r>
+      <w:r>
+        <w:rPr>
+          <w:rFonts w:ascii="Times New Roman" w:hAnsi="Times New Roman" w:cs="Times New Roman"/>
+          <w:b/>
+          <w:sz w:val="24"/>
+          <w:szCs w:val="24"/>
+          <w:lang w:val="pt-PT"/>
+        </w:rPr>
+        <w:t xml:space="preserve"> um número por linha</w:t>
+      </w:r>
+      <w:r>
+        <w:rPr>
+          <w:rFonts w:ascii="Times New Roman" w:hAnsi="Times New Roman" w:cs="Times New Roman"/>
+          <w:b/>
+          <w:sz w:val="24"/>
+          <w:szCs w:val="24"/>
+          <w:lang w:val="pt-PT"/>
+        </w:rPr>
+        <w:t xml:space="preserve"> e, ao final, mostre na tela a mensagem:  ‘Fim da contagem’</w:t>
+      </w:r>
+      <w:r>
+        <w:rPr>
+          <w:rFonts w:ascii="Times New Roman" w:hAnsi="Times New Roman" w:cs="Times New Roman"/>
+          <w:b/>
+          <w:sz w:val="24"/>
+          <w:szCs w:val="24"/>
+          <w:lang w:val="pt-PT"/>
+        </w:rPr>
+        <w:t xml:space="preserve">. </w:t>
+      </w:r>
+    </w:p>
+    <w:p>
+      <w:pPr>
+        <w:spacing w:after="0" w:line="240" w:lineRule="auto"/>
+        <w:rPr>
+          <w:rFonts w:ascii="Times New Roman" w:hAnsi="Times New Roman" w:cs="Times New Roman"/>
+          <w:sz w:val="24"/>
+          <w:szCs w:val="24"/>
+          <w:lang w:val="pt-PT"/>
+        </w:rPr>
+      </w:pPr>
+    </w:p>
+    <w:p>
+      <w:pPr>
+        <w:spacing w:after="0" w:line="240" w:lineRule="auto"/>
+        <w:rPr>
+          <w:rFonts w:ascii="Times New Roman" w:hAnsi="Times New Roman" w:cs="Times New Roman"/>
+          <w:sz w:val="24"/>
+          <w:szCs w:val="24"/>
+          <w:lang w:val="pt-PT"/>
+        </w:rPr>
+      </w:pPr>
+    </w:p>
+    <w:p>
+      <w:pPr>
+        <w:spacing w:after="0" w:line="240" w:lineRule="auto"/>
+        <w:rPr>
+          <w:rFonts w:ascii="Times New Roman" w:hAnsi="Times New Roman" w:cs="Times New Roman"/>
+          <w:sz w:val="24"/>
+          <w:szCs w:val="24"/>
+          <w:lang w:val="pt-PT"/>
+        </w:rPr>
+      </w:pPr>
+    </w:p>
+    <w:p>
+      <w:pPr>
+        <w:spacing w:after="0" w:line="240" w:lineRule="auto"/>
+        <w:rPr>
+          <w:rFonts w:ascii="Times New Roman" w:hAnsi="Times New Roman" w:cs="Times New Roman"/>
+          <w:sz w:val="24"/>
+          <w:szCs w:val="24"/>
+          <w:lang w:val="pt-PT"/>
+        </w:rPr>
+      </w:pPr>
+    </w:p>
+    <w:p>
+      <w:pPr>
+        <w:spacing w:after="0" w:line="240" w:lineRule="auto"/>
+        <w:rPr>
+          <w:rFonts w:ascii="Times New Roman" w:hAnsi="Times New Roman" w:cs="Times New Roman"/>
+          <w:sz w:val="24"/>
+          <w:szCs w:val="24"/>
+          <w:lang w:val="pt-PT"/>
+        </w:rPr>
+      </w:pPr>
+    </w:p>
+    <w:p>
+      <w:pPr>
+        <w:spacing w:after="0" w:line="240" w:lineRule="auto"/>
+        <w:rPr>
+          <w:rFonts w:ascii="Times New Roman" w:hAnsi="Times New Roman" w:cs="Times New Roman"/>
+          <w:sz w:val="24"/>
+          <w:szCs w:val="24"/>
+          <w:lang w:val="pt-PT"/>
+        </w:rPr>
+      </w:pPr>
+    </w:p>
+    <w:p>
+      <w:pPr>
+        <w:spacing w:after="0" w:line="240" w:lineRule="auto"/>
+        <w:rPr>
+          <w:rFonts w:ascii="Times New Roman" w:hAnsi="Times New Roman" w:cs="Times New Roman"/>
+          <w:sz w:val="24"/>
+          <w:szCs w:val="24"/>
+          <w:lang w:val="pt-PT"/>
+        </w:rPr>
+      </w:pPr>
+    </w:p>
+    <w:p>
+      <w:pPr>
+        <w:spacing w:after="0" w:line="240" w:lineRule="auto"/>
+        <w:rPr>
+          <w:rFonts w:ascii="Times New Roman" w:hAnsi="Times New Roman" w:cs="Times New Roman"/>
+          <w:sz w:val="24"/>
+          <w:szCs w:val="24"/>
+          <w:lang w:val="pt-PT"/>
+        </w:rPr>
+      </w:pPr>
+    </w:p>
+    <w:p>
+      <w:pPr>
+        <w:spacing w:after="0" w:line="240" w:lineRule="auto"/>
+        <w:rPr>
+          <w:rFonts w:ascii="Times New Roman" w:hAnsi="Times New Roman" w:cs="Times New Roman"/>
+          <w:sz w:val="24"/>
+          <w:szCs w:val="24"/>
+          <w:lang w:val="pt-PT"/>
+        </w:rPr>
+      </w:pPr>
+    </w:p>
+    <w:p>
+      <w:pPr>
+        <w:spacing w:after="0" w:line="240" w:lineRule="auto"/>
+        <w:rPr>
+          <w:rFonts w:ascii="Times New Roman" w:hAnsi="Times New Roman" w:cs="Times New Roman"/>
+          <w:sz w:val="24"/>
+          <w:szCs w:val="24"/>
+          <w:lang w:val="pt-PT"/>
+        </w:rPr>
+      </w:pPr>
+    </w:p>
+    <w:p>
+      <w:pPr>
+        <w:spacing w:after="0" w:line="240" w:lineRule="auto"/>
+        <w:rPr>
+          <w:rFonts w:ascii="Times New Roman" w:hAnsi="Times New Roman" w:cs="Times New Roman"/>
+          <w:sz w:val="24"/>
+          <w:szCs w:val="24"/>
+          <w:lang w:val="pt-PT"/>
+        </w:rPr>
+      </w:pPr>
+    </w:p>
+    <w:p>
+      <w:pPr>
+        <w:spacing w:after="0" w:line="240" w:lineRule="auto"/>
+        <w:rPr>
+          <w:rFonts w:ascii="Times New Roman" w:hAnsi="Times New Roman" w:cs="Times New Roman"/>
+          <w:sz w:val="24"/>
+          <w:szCs w:val="24"/>
+          <w:lang w:val="pt-PT"/>
+        </w:rPr>
+      </w:pPr>
+    </w:p>
+    <w:p>
+      <w:pPr>
+        <w:spacing w:after="0" w:line="240" w:lineRule="auto"/>
+        <w:rPr>
+          <w:rFonts w:ascii="Times New Roman" w:hAnsi="Times New Roman" w:cs="Times New Roman"/>
+          <w:sz w:val="24"/>
+          <w:szCs w:val="24"/>
+          <w:lang w:val="pt-PT"/>
+        </w:rPr>
+      </w:pPr>
+    </w:p>
+    <w:p>
+      <w:pPr>
+        <w:spacing w:after="0" w:line="240" w:lineRule="auto"/>
+        <w:rPr>
+          <w:rFonts w:ascii="Times New Roman" w:hAnsi="Times New Roman" w:cs="Times New Roman"/>
+          <w:sz w:val="24"/>
+          <w:szCs w:val="24"/>
+          <w:lang w:val="pt-PT"/>
+        </w:rPr>
+      </w:pPr>
+    </w:p>
+    <w:p>
+      <w:pPr>
+        <w:spacing w:after="0" w:line="240" w:lineRule="auto"/>
+        <w:rPr>
+          <w:rFonts w:ascii="Times New Roman" w:hAnsi="Times New Roman" w:cs="Times New Roman"/>
+          <w:sz w:val="24"/>
+          <w:szCs w:val="24"/>
+          <w:lang w:val="pt-PT"/>
+        </w:rPr>
+      </w:pPr>
+    </w:p>
+    <w:p>
+      <w:pPr>
+        <w:spacing w:after="0" w:line="240" w:lineRule="auto"/>
+        <w:rPr>
+          <w:rFonts w:ascii="Times New Roman" w:hAnsi="Times New Roman" w:cs="Times New Roman"/>
+          <w:sz w:val="24"/>
+          <w:szCs w:val="24"/>
+          <w:lang w:val="pt-PT"/>
+        </w:rPr>
+      </w:pPr>
+    </w:p>
+    <w:p>
+      <w:pPr>
+        <w:spacing w:after="0" w:line="240" w:lineRule="auto"/>
+        <w:rPr>
+          <w:rFonts w:ascii="Times New Roman" w:hAnsi="Times New Roman" w:cs="Times New Roman"/>
+          <w:sz w:val="24"/>
+          <w:szCs w:val="24"/>
+          <w:lang w:val="pt-PT"/>
+        </w:rPr>
+      </w:pPr>
+    </w:p>
+    <w:p>
+      <w:pPr>
+        <w:spacing w:after="0" w:line="240" w:lineRule="auto"/>
+        <w:rPr>
+          <w:rFonts w:ascii="Times New Roman" w:hAnsi="Times New Roman" w:cs="Times New Roman"/>
+          <w:sz w:val="24"/>
+          <w:szCs w:val="24"/>
+          <w:lang w:val="pt-PT"/>
+        </w:rPr>
+      </w:pPr>
+    </w:p>
+    <w:p>
+      <w:pPr>
+        <w:spacing w:after="0" w:line="240" w:lineRule="auto"/>
+        <w:rPr>
+          <w:rFonts w:ascii="Times New Roman" w:hAnsi="Times New Roman" w:cs="Times New Roman"/>
+          <w:sz w:val="24"/>
+          <w:szCs w:val="24"/>
+          <w:lang w:val="pt-PT"/>
+        </w:rPr>
+      </w:pPr>
+    </w:p>
+    <w:p>
+      <w:pPr>
+        <w:spacing w:after="0" w:line="240" w:lineRule="auto"/>
+        <w:rPr>
+          <w:rFonts w:ascii="Times New Roman" w:hAnsi="Times New Roman" w:cs="Times New Roman"/>
+          <w:sz w:val="24"/>
+          <w:szCs w:val="24"/>
+          <w:lang w:val="pt-PT"/>
+        </w:rPr>
+      </w:pPr>
+    </w:p>
+    <w:p>
+      <w:pPr>
+        <w:spacing w:after="0" w:line="240" w:lineRule="auto"/>
+        <w:rPr>
+          <w:rFonts w:ascii="Times New Roman" w:hAnsi="Times New Roman" w:cs="Times New Roman"/>
+          <w:sz w:val="24"/>
+          <w:szCs w:val="24"/>
+          <w:lang w:val="pt-PT"/>
+        </w:rPr>
+      </w:pPr>
+    </w:p>
+    <w:p>
+      <w:pPr>
+        <w:spacing w:after="0" w:line="240" w:lineRule="auto"/>
+        <w:rPr>
+          <w:rFonts w:ascii="Times New Roman" w:hAnsi="Times New Roman" w:cs="Times New Roman"/>
+          <w:sz w:val="24"/>
+          <w:szCs w:val="24"/>
+          <w:lang w:val="pt-PT"/>
+        </w:rPr>
+      </w:pPr>
+    </w:p>
+    <w:p>
+      <w:pPr>
+        <w:spacing w:after="0" w:line="240" w:lineRule="auto"/>
+        <w:rPr>
+          <w:rFonts w:ascii="Times New Roman" w:hAnsi="Times New Roman" w:cs="Times New Roman"/>
+          <w:sz w:val="24"/>
+          <w:szCs w:val="24"/>
+          <w:lang w:val="pt-PT"/>
+        </w:rPr>
+      </w:pPr>
+    </w:p>
+    <w:p>
+      <w:pPr>
+        <w:spacing w:after="0" w:line="240" w:lineRule="auto"/>
+        <w:rPr>
+          <w:rFonts w:ascii="Times New Roman" w:hAnsi="Times New Roman" w:cs="Times New Roman"/>
+          <w:sz w:val="24"/>
+          <w:szCs w:val="24"/>
+          <w:lang w:val="pt-PT"/>
+        </w:rPr>
+      </w:pPr>
+    </w:p>
+    <w:p>
+      <w:pPr>
+        <w:spacing w:after="0" w:line="240" w:lineRule="auto"/>
+        <w:rPr>
+          <w:rFonts w:ascii="Times New Roman" w:hAnsi="Times New Roman" w:cs="Times New Roman"/>
+          <w:sz w:val="24"/>
+          <w:szCs w:val="24"/>
+          <w:lang w:val="pt-PT"/>
+        </w:rPr>
+      </w:pPr>
+    </w:p>
+    <w:p>
+      <w:pPr>
+        <w:spacing w:after="0" w:line="240" w:lineRule="auto"/>
+        <w:rPr>
+          <w:rFonts w:ascii="Times New Roman" w:hAnsi="Times New Roman" w:cs="Times New Roman"/>
+          <w:sz w:val="24"/>
+          <w:szCs w:val="24"/>
+          <w:lang w:val="pt-PT"/>
+        </w:rPr>
+      </w:pPr>
+      <w:r>
+        <w:rPr>
+          <w:rFonts w:ascii="Times New Roman" w:hAnsi="Times New Roman" w:cs="Times New Roman"/>
+          <w:sz w:val="24"/>
+          <w:szCs w:val="24"/>
+          <w:lang w:val="pt-PT"/>
+        </w:rPr>
+        <w:t>Assistir</w:t>
+      </w:r>
+      <w:r>
+        <w:rPr>
+          <w:rFonts w:ascii="Times New Roman" w:hAnsi="Times New Roman" w:cs="Times New Roman"/>
+          <w:sz w:val="24"/>
+          <w:szCs w:val="24"/>
+          <w:lang w:val="pt-PT"/>
+        </w:rPr>
+        <w:t xml:space="preserve"> (Continuar daqui 11m25) </w:t>
+      </w:r>
+      <w:r>
+        <w:rPr>
+          <w:rFonts w:ascii="Times New Roman" w:hAnsi="Times New Roman" w:cs="Times New Roman"/>
+          <w:sz w:val="24"/>
+          <w:szCs w:val="24"/>
+          <w:lang w:val="pt-PT"/>
+        </w:rPr>
+        <w:t>{</w:t>
+      </w:r>
+    </w:p>
+    <w:p>
+      <w:pPr>
+        <w:spacing w:after="0" w:line="240" w:lineRule="auto"/>
+        <w:rPr>
+          <w:rFonts w:ascii="Times New Roman" w:hAnsi="Times New Roman" w:cs="Times New Roman"/>
+          <w:sz w:val="24"/>
+          <w:szCs w:val="24"/>
+          <w:lang w:val="pt-PT"/>
+        </w:rPr>
+      </w:pPr>
+      <w:r>
+        <w:rPr>
+          <w:rFonts w:ascii="Times New Roman" w:hAnsi="Times New Roman" w:cs="Times New Roman"/>
+          <w:sz w:val="24"/>
+          <w:szCs w:val="24"/>
+          <w:lang w:val="pt-PT"/>
+        </w:rPr>
+        <w:t>(</w:t>
+      </w:r>
+      <w:r>
+        <w:rPr>
+          <w:rFonts w:ascii="Times New Roman" w:hAnsi="Times New Roman" w:cs="Times New Roman"/>
+          <w:sz w:val="24"/>
+          <w:szCs w:val="24"/>
+          <w:lang w:val="pt-PT"/>
+        </w:rPr>
+        <w:t>) – Com atenção;</w:t>
+      </w:r>
+    </w:p>
+    <w:p>
+      <w:pPr>
+        <w:spacing w:after="0" w:line="240" w:lineRule="auto"/>
+        <w:rPr>
+          <w:rFonts w:ascii="Times New Roman" w:hAnsi="Times New Roman" w:cs="Times New Roman"/>
+          <w:sz w:val="24"/>
+          <w:szCs w:val="24"/>
+          <w:lang w:val="pt-PT"/>
+        </w:rPr>
+      </w:pPr>
+      <w:r>
+        <w:rPr>
+          <w:rFonts w:ascii="Times New Roman" w:hAnsi="Times New Roman" w:cs="Times New Roman"/>
+          <w:sz w:val="24"/>
+          <w:szCs w:val="24"/>
           <w:lang w:val="pt-PT"/>
         </w:rPr>
         <w:t>() – Escrevendo o resumo;</w:t>
@@ -382,12 +1876,19 @@
     </w:p>
     <w:p>
       <w:pPr>
-        <w:rPr>
-          <w:lang w:val="pt-PT"/>
-        </w:rPr>
-      </w:pPr>
-      <w:r>
-        <w:rPr>
+        <w:spacing w:after="0" w:line="240" w:lineRule="auto"/>
+        <w:rPr>
+          <w:rFonts w:ascii="Times New Roman" w:hAnsi="Times New Roman" w:cs="Times New Roman"/>
+          <w:sz w:val="24"/>
+          <w:szCs w:val="24"/>
+          <w:lang w:val="pt-PT"/>
+        </w:rPr>
+      </w:pPr>
+      <w:r>
+        <w:rPr>
+          <w:rFonts w:ascii="Times New Roman" w:hAnsi="Times New Roman" w:cs="Times New Roman"/>
+          <w:sz w:val="24"/>
+          <w:szCs w:val="24"/>
           <w:lang w:val="pt-PT"/>
         </w:rPr>
         <w:t>() – Fazendo o prático junto, caso tenha;</w:t>
@@ -395,12 +1896,19 @@
     </w:p>
     <w:p>
       <w:pPr>
-        <w:rPr>
-          <w:lang w:val="pt-PT"/>
-        </w:rPr>
-      </w:pPr>
-      <w:r>
-        <w:rPr>
+        <w:spacing w:after="0" w:line="240" w:lineRule="auto"/>
+        <w:rPr>
+          <w:rFonts w:ascii="Times New Roman" w:hAnsi="Times New Roman" w:cs="Times New Roman"/>
+          <w:sz w:val="24"/>
+          <w:szCs w:val="24"/>
+          <w:lang w:val="pt-PT"/>
+        </w:rPr>
+      </w:pPr>
+      <w:r>
+        <w:rPr>
+          <w:rFonts w:ascii="Times New Roman" w:hAnsi="Times New Roman" w:cs="Times New Roman"/>
+          <w:sz w:val="24"/>
+          <w:szCs w:val="24"/>
           <w:lang w:val="pt-PT"/>
         </w:rPr>
         <w:t>}</w:t>
@@ -414,6 +1922,456 @@
     </w:sectPr>
   </w:body>
 </w:document>
+</file>
+
+<file path=word/numbering.xml><?xml version="1.0" encoding="utf-8"?>
+<w:numbering xmlns:ve="http://schemas.openxmlformats.org/markup-compatibility/2006" xmlns:o="urn:schemas-microsoft-com:office:office" xmlns:r="http://schemas.openxmlformats.org/officeDocument/2006/relationships" xmlns:m="http://schemas.openxmlformats.org/officeDocument/2006/math" xmlns:v="urn:schemas-microsoft-com:vml" xmlns:wp="http://schemas.openxmlformats.org/drawingml/2006/wordprocessingDrawing" xmlns:w10="urn:schemas-microsoft-com:office:word" xmlns:w="http://schemas.openxmlformats.org/wordprocessingml/2006/main" xmlns:wne="http://schemas.microsoft.com/office/word/2006/wordml">
+  <w:abstractNum w:abstractNumId="0">
+    <w:nsid w:val="04D45FCE"/>
+    <w:multiLevelType w:val="hybridMultilevel"/>
+    <w:tmpl w:val="5596C5E0"/>
+    <w:lvl w:ilvl="0" w:tplc="0416000F">
+      <w:start w:val="1"/>
+      <w:numFmt w:val="decimal"/>
+      <w:lvlText w:val="%1."/>
+      <w:lvlJc w:val="left"/>
+      <w:pPr>
+        <w:ind w:left="720" w:hanging="360"/>
+      </w:pPr>
+    </w:lvl>
+    <w:lvl w:ilvl="1" w:tplc="04160019" w:tentative="1">
+      <w:start w:val="1"/>
+      <w:numFmt w:val="lowerLetter"/>
+      <w:lvlText w:val="%2."/>
+      <w:lvlJc w:val="left"/>
+      <w:pPr>
+        <w:ind w:left="1440" w:hanging="360"/>
+      </w:pPr>
+    </w:lvl>
+    <w:lvl w:ilvl="2" w:tplc="0416001B" w:tentative="1">
+      <w:start w:val="1"/>
+      <w:numFmt w:val="lowerRoman"/>
+      <w:lvlText w:val="%3."/>
+      <w:lvlJc w:val="right"/>
+      <w:pPr>
+        <w:ind w:left="2160" w:hanging="180"/>
+      </w:pPr>
+    </w:lvl>
+    <w:lvl w:ilvl="3" w:tplc="0416000F" w:tentative="1">
+      <w:start w:val="1"/>
+      <w:numFmt w:val="decimal"/>
+      <w:lvlText w:val="%4."/>
+      <w:lvlJc w:val="left"/>
+      <w:pPr>
+        <w:ind w:left="2880" w:hanging="360"/>
+      </w:pPr>
+    </w:lvl>
+    <w:lvl w:ilvl="4" w:tplc="04160019" w:tentative="1">
+      <w:start w:val="1"/>
+      <w:numFmt w:val="lowerLetter"/>
+      <w:lvlText w:val="%5."/>
+      <w:lvlJc w:val="left"/>
+      <w:pPr>
+        <w:ind w:left="3600" w:hanging="360"/>
+      </w:pPr>
+    </w:lvl>
+    <w:lvl w:ilvl="5" w:tplc="0416001B" w:tentative="1">
+      <w:start w:val="1"/>
+      <w:numFmt w:val="lowerRoman"/>
+      <w:lvlText w:val="%6."/>
+      <w:lvlJc w:val="right"/>
+      <w:pPr>
+        <w:ind w:left="4320" w:hanging="180"/>
+      </w:pPr>
+    </w:lvl>
+    <w:lvl w:ilvl="6" w:tplc="0416000F" w:tentative="1">
+      <w:start w:val="1"/>
+      <w:numFmt w:val="decimal"/>
+      <w:lvlText w:val="%7."/>
+      <w:lvlJc w:val="left"/>
+      <w:pPr>
+        <w:ind w:left="5040" w:hanging="360"/>
+      </w:pPr>
+    </w:lvl>
+    <w:lvl w:ilvl="7" w:tplc="04160019" w:tentative="1">
+      <w:start w:val="1"/>
+      <w:numFmt w:val="lowerLetter"/>
+      <w:lvlText w:val="%8."/>
+      <w:lvlJc w:val="left"/>
+      <w:pPr>
+        <w:ind w:left="5760" w:hanging="360"/>
+      </w:pPr>
+    </w:lvl>
+    <w:lvl w:ilvl="8" w:tplc="0416001B" w:tentative="1">
+      <w:start w:val="1"/>
+      <w:numFmt w:val="lowerRoman"/>
+      <w:lvlText w:val="%9."/>
+      <w:lvlJc w:val="right"/>
+      <w:pPr>
+        <w:ind w:left="6480" w:hanging="180"/>
+      </w:pPr>
+    </w:lvl>
+  </w:abstractNum>
+  <w:abstractNum w:abstractNumId="1">
+    <w:nsid w:val="0AA105E0"/>
+    <w:multiLevelType w:val="hybridMultilevel"/>
+    <w:tmpl w:val="0C66F544"/>
+    <w:lvl w:ilvl="0" w:tplc="0416000F">
+      <w:start w:val="1"/>
+      <w:numFmt w:val="decimal"/>
+      <w:lvlText w:val="%1."/>
+      <w:lvlJc w:val="left"/>
+      <w:pPr>
+        <w:ind w:left="1244" w:hanging="360"/>
+      </w:pPr>
+    </w:lvl>
+    <w:lvl w:ilvl="1" w:tplc="04160019" w:tentative="1">
+      <w:start w:val="1"/>
+      <w:numFmt w:val="lowerLetter"/>
+      <w:lvlText w:val="%2."/>
+      <w:lvlJc w:val="left"/>
+      <w:pPr>
+        <w:ind w:left="1964" w:hanging="360"/>
+      </w:pPr>
+    </w:lvl>
+    <w:lvl w:ilvl="2" w:tplc="0416001B" w:tentative="1">
+      <w:start w:val="1"/>
+      <w:numFmt w:val="lowerRoman"/>
+      <w:lvlText w:val="%3."/>
+      <w:lvlJc w:val="right"/>
+      <w:pPr>
+        <w:ind w:left="2684" w:hanging="180"/>
+      </w:pPr>
+    </w:lvl>
+    <w:lvl w:ilvl="3" w:tplc="0416000F" w:tentative="1">
+      <w:start w:val="1"/>
+      <w:numFmt w:val="decimal"/>
+      <w:lvlText w:val="%4."/>
+      <w:lvlJc w:val="left"/>
+      <w:pPr>
+        <w:ind w:left="3404" w:hanging="360"/>
+      </w:pPr>
+    </w:lvl>
+    <w:lvl w:ilvl="4" w:tplc="04160019" w:tentative="1">
+      <w:start w:val="1"/>
+      <w:numFmt w:val="lowerLetter"/>
+      <w:lvlText w:val="%5."/>
+      <w:lvlJc w:val="left"/>
+      <w:pPr>
+        <w:ind w:left="4124" w:hanging="360"/>
+      </w:pPr>
+    </w:lvl>
+    <w:lvl w:ilvl="5" w:tplc="0416001B" w:tentative="1">
+      <w:start w:val="1"/>
+      <w:numFmt w:val="lowerRoman"/>
+      <w:lvlText w:val="%6."/>
+      <w:lvlJc w:val="right"/>
+      <w:pPr>
+        <w:ind w:left="4844" w:hanging="180"/>
+      </w:pPr>
+    </w:lvl>
+    <w:lvl w:ilvl="6" w:tplc="0416000F" w:tentative="1">
+      <w:start w:val="1"/>
+      <w:numFmt w:val="decimal"/>
+      <w:lvlText w:val="%7."/>
+      <w:lvlJc w:val="left"/>
+      <w:pPr>
+        <w:ind w:left="5564" w:hanging="360"/>
+      </w:pPr>
+    </w:lvl>
+    <w:lvl w:ilvl="7" w:tplc="04160019" w:tentative="1">
+      <w:start w:val="1"/>
+      <w:numFmt w:val="lowerLetter"/>
+      <w:lvlText w:val="%8."/>
+      <w:lvlJc w:val="left"/>
+      <w:pPr>
+        <w:ind w:left="6284" w:hanging="360"/>
+      </w:pPr>
+    </w:lvl>
+    <w:lvl w:ilvl="8" w:tplc="0416001B" w:tentative="1">
+      <w:start w:val="1"/>
+      <w:numFmt w:val="lowerRoman"/>
+      <w:lvlText w:val="%9."/>
+      <w:lvlJc w:val="right"/>
+      <w:pPr>
+        <w:ind w:left="7004" w:hanging="180"/>
+      </w:pPr>
+    </w:lvl>
+  </w:abstractNum>
+  <w:abstractNum w:abstractNumId="2">
+    <w:nsid w:val="0F0554EA"/>
+    <w:multiLevelType w:val="hybridMultilevel"/>
+    <w:tmpl w:val="C59A586C"/>
+    <w:lvl w:ilvl="0" w:tplc="0416000F">
+      <w:start w:val="1"/>
+      <w:numFmt w:val="decimal"/>
+      <w:lvlText w:val="%1."/>
+      <w:lvlJc w:val="left"/>
+      <w:pPr>
+        <w:ind w:left="720" w:hanging="360"/>
+      </w:pPr>
+    </w:lvl>
+    <w:lvl w:ilvl="1" w:tplc="04160019" w:tentative="1">
+      <w:start w:val="1"/>
+      <w:numFmt w:val="lowerLetter"/>
+      <w:lvlText w:val="%2."/>
+      <w:lvlJc w:val="left"/>
+      <w:pPr>
+        <w:ind w:left="1440" w:hanging="360"/>
+      </w:pPr>
+    </w:lvl>
+    <w:lvl w:ilvl="2" w:tplc="0416001B" w:tentative="1">
+      <w:start w:val="1"/>
+      <w:numFmt w:val="lowerRoman"/>
+      <w:lvlText w:val="%3."/>
+      <w:lvlJc w:val="right"/>
+      <w:pPr>
+        <w:ind w:left="2160" w:hanging="180"/>
+      </w:pPr>
+    </w:lvl>
+    <w:lvl w:ilvl="3" w:tplc="0416000F" w:tentative="1">
+      <w:start w:val="1"/>
+      <w:numFmt w:val="decimal"/>
+      <w:lvlText w:val="%4."/>
+      <w:lvlJc w:val="left"/>
+      <w:pPr>
+        <w:ind w:left="2880" w:hanging="360"/>
+      </w:pPr>
+    </w:lvl>
+    <w:lvl w:ilvl="4" w:tplc="04160019" w:tentative="1">
+      <w:start w:val="1"/>
+      <w:numFmt w:val="lowerLetter"/>
+      <w:lvlText w:val="%5."/>
+      <w:lvlJc w:val="left"/>
+      <w:pPr>
+        <w:ind w:left="3600" w:hanging="360"/>
+      </w:pPr>
+    </w:lvl>
+    <w:lvl w:ilvl="5" w:tplc="0416001B" w:tentative="1">
+      <w:start w:val="1"/>
+      <w:numFmt w:val="lowerRoman"/>
+      <w:lvlText w:val="%6."/>
+      <w:lvlJc w:val="right"/>
+      <w:pPr>
+        <w:ind w:left="4320" w:hanging="180"/>
+      </w:pPr>
+    </w:lvl>
+    <w:lvl w:ilvl="6" w:tplc="0416000F" w:tentative="1">
+      <w:start w:val="1"/>
+      <w:numFmt w:val="decimal"/>
+      <w:lvlText w:val="%7."/>
+      <w:lvlJc w:val="left"/>
+      <w:pPr>
+        <w:ind w:left="5040" w:hanging="360"/>
+      </w:pPr>
+    </w:lvl>
+    <w:lvl w:ilvl="7" w:tplc="04160019" w:tentative="1">
+      <w:start w:val="1"/>
+      <w:numFmt w:val="lowerLetter"/>
+      <w:lvlText w:val="%8."/>
+      <w:lvlJc w:val="left"/>
+      <w:pPr>
+        <w:ind w:left="5760" w:hanging="360"/>
+      </w:pPr>
+    </w:lvl>
+    <w:lvl w:ilvl="8" w:tplc="0416001B" w:tentative="1">
+      <w:start w:val="1"/>
+      <w:numFmt w:val="lowerRoman"/>
+      <w:lvlText w:val="%9."/>
+      <w:lvlJc w:val="right"/>
+      <w:pPr>
+        <w:ind w:left="6480" w:hanging="180"/>
+      </w:pPr>
+    </w:lvl>
+  </w:abstractNum>
+  <w:abstractNum w:abstractNumId="3">
+    <w:nsid w:val="1E1E1206"/>
+    <w:multiLevelType w:val="hybridMultilevel"/>
+    <w:tmpl w:val="3BA47000"/>
+    <w:lvl w:ilvl="0" w:tplc="0416000F">
+      <w:start w:val="1"/>
+      <w:numFmt w:val="decimal"/>
+      <w:lvlText w:val="%1."/>
+      <w:lvlJc w:val="left"/>
+      <w:pPr>
+        <w:ind w:left="720" w:hanging="360"/>
+      </w:pPr>
+    </w:lvl>
+    <w:lvl w:ilvl="1" w:tplc="04160019" w:tentative="1">
+      <w:start w:val="1"/>
+      <w:numFmt w:val="lowerLetter"/>
+      <w:lvlText w:val="%2."/>
+      <w:lvlJc w:val="left"/>
+      <w:pPr>
+        <w:ind w:left="1440" w:hanging="360"/>
+      </w:pPr>
+    </w:lvl>
+    <w:lvl w:ilvl="2" w:tplc="0416001B" w:tentative="1">
+      <w:start w:val="1"/>
+      <w:numFmt w:val="lowerRoman"/>
+      <w:lvlText w:val="%3."/>
+      <w:lvlJc w:val="right"/>
+      <w:pPr>
+        <w:ind w:left="2160" w:hanging="180"/>
+      </w:pPr>
+    </w:lvl>
+    <w:lvl w:ilvl="3" w:tplc="0416000F" w:tentative="1">
+      <w:start w:val="1"/>
+      <w:numFmt w:val="decimal"/>
+      <w:lvlText w:val="%4."/>
+      <w:lvlJc w:val="left"/>
+      <w:pPr>
+        <w:ind w:left="2880" w:hanging="360"/>
+      </w:pPr>
+    </w:lvl>
+    <w:lvl w:ilvl="4" w:tplc="04160019" w:tentative="1">
+      <w:start w:val="1"/>
+      <w:numFmt w:val="lowerLetter"/>
+      <w:lvlText w:val="%5."/>
+      <w:lvlJc w:val="left"/>
+      <w:pPr>
+        <w:ind w:left="3600" w:hanging="360"/>
+      </w:pPr>
+    </w:lvl>
+    <w:lvl w:ilvl="5" w:tplc="0416001B" w:tentative="1">
+      <w:start w:val="1"/>
+      <w:numFmt w:val="lowerRoman"/>
+      <w:lvlText w:val="%6."/>
+      <w:lvlJc w:val="right"/>
+      <w:pPr>
+        <w:ind w:left="4320" w:hanging="180"/>
+      </w:pPr>
+    </w:lvl>
+    <w:lvl w:ilvl="6" w:tplc="0416000F" w:tentative="1">
+      <w:start w:val="1"/>
+      <w:numFmt w:val="decimal"/>
+      <w:lvlText w:val="%7."/>
+      <w:lvlJc w:val="left"/>
+      <w:pPr>
+        <w:ind w:left="5040" w:hanging="360"/>
+      </w:pPr>
+    </w:lvl>
+    <w:lvl w:ilvl="7" w:tplc="04160019" w:tentative="1">
+      <w:start w:val="1"/>
+      <w:numFmt w:val="lowerLetter"/>
+      <w:lvlText w:val="%8."/>
+      <w:lvlJc w:val="left"/>
+      <w:pPr>
+        <w:ind w:left="5760" w:hanging="360"/>
+      </w:pPr>
+    </w:lvl>
+    <w:lvl w:ilvl="8" w:tplc="0416001B" w:tentative="1">
+      <w:start w:val="1"/>
+      <w:numFmt w:val="lowerRoman"/>
+      <w:lvlText w:val="%9."/>
+      <w:lvlJc w:val="right"/>
+      <w:pPr>
+        <w:ind w:left="6480" w:hanging="180"/>
+      </w:pPr>
+    </w:lvl>
+  </w:abstractNum>
+  <w:abstractNum w:abstractNumId="4">
+    <w:nsid w:val="359603E6"/>
+    <w:multiLevelType w:val="hybridMultilevel"/>
+    <w:tmpl w:val="B4269A74"/>
+    <w:lvl w:ilvl="0" w:tplc="0416000F">
+      <w:start w:val="1"/>
+      <w:numFmt w:val="decimal"/>
+      <w:lvlText w:val="%1."/>
+      <w:lvlJc w:val="left"/>
+      <w:pPr>
+        <w:ind w:left="720" w:hanging="360"/>
+      </w:pPr>
+    </w:lvl>
+    <w:lvl w:ilvl="1" w:tplc="04160019" w:tentative="1">
+      <w:start w:val="1"/>
+      <w:numFmt w:val="lowerLetter"/>
+      <w:lvlText w:val="%2."/>
+      <w:lvlJc w:val="left"/>
+      <w:pPr>
+        <w:ind w:left="1440" w:hanging="360"/>
+      </w:pPr>
+    </w:lvl>
+    <w:lvl w:ilvl="2" w:tplc="0416001B" w:tentative="1">
+      <w:start w:val="1"/>
+      <w:numFmt w:val="lowerRoman"/>
+      <w:lvlText w:val="%3."/>
+      <w:lvlJc w:val="right"/>
+      <w:pPr>
+        <w:ind w:left="2160" w:hanging="180"/>
+      </w:pPr>
+    </w:lvl>
+    <w:lvl w:ilvl="3" w:tplc="0416000F" w:tentative="1">
+      <w:start w:val="1"/>
+      <w:numFmt w:val="decimal"/>
+      <w:lvlText w:val="%4."/>
+      <w:lvlJc w:val="left"/>
+      <w:pPr>
+        <w:ind w:left="2880" w:hanging="360"/>
+      </w:pPr>
+    </w:lvl>
+    <w:lvl w:ilvl="4" w:tplc="04160019" w:tentative="1">
+      <w:start w:val="1"/>
+      <w:numFmt w:val="lowerLetter"/>
+      <w:lvlText w:val="%5."/>
+      <w:lvlJc w:val="left"/>
+      <w:pPr>
+        <w:ind w:left="3600" w:hanging="360"/>
+      </w:pPr>
+    </w:lvl>
+    <w:lvl w:ilvl="5" w:tplc="0416001B" w:tentative="1">
+      <w:start w:val="1"/>
+      <w:numFmt w:val="lowerRoman"/>
+      <w:lvlText w:val="%6."/>
+      <w:lvlJc w:val="right"/>
+      <w:pPr>
+        <w:ind w:left="4320" w:hanging="180"/>
+      </w:pPr>
+    </w:lvl>
+    <w:lvl w:ilvl="6" w:tplc="0416000F" w:tentative="1">
+      <w:start w:val="1"/>
+      <w:numFmt w:val="decimal"/>
+      <w:lvlText w:val="%7."/>
+      <w:lvlJc w:val="left"/>
+      <w:pPr>
+        <w:ind w:left="5040" w:hanging="360"/>
+      </w:pPr>
+    </w:lvl>
+    <w:lvl w:ilvl="7" w:tplc="04160019" w:tentative="1">
+      <w:start w:val="1"/>
+      <w:numFmt w:val="lowerLetter"/>
+      <w:lvlText w:val="%8."/>
+      <w:lvlJc w:val="left"/>
+      <w:pPr>
+        <w:ind w:left="5760" w:hanging="360"/>
+      </w:pPr>
+    </w:lvl>
+    <w:lvl w:ilvl="8" w:tplc="0416001B" w:tentative="1">
+      <w:start w:val="1"/>
+      <w:numFmt w:val="lowerRoman"/>
+      <w:lvlText w:val="%9."/>
+      <w:lvlJc w:val="right"/>
+      <w:pPr>
+        <w:ind w:left="6480" w:hanging="180"/>
+      </w:pPr>
+    </w:lvl>
+  </w:abstractNum>
+  <w:num w:numId="1">
+    <w:abstractNumId w:val="4"/>
+  </w:num>
+  <w:num w:numId="2">
+    <w:abstractNumId w:val="1"/>
+  </w:num>
+  <w:num w:numId="3">
+    <w:abstractNumId w:val="2"/>
+  </w:num>
+  <w:num w:numId="4">
+    <w:abstractNumId w:val="3"/>
+  </w:num>
+  <w:num w:numId="5">
+    <w:abstractNumId w:val="0"/>
+  </w:num>
+</w:numbering>
 </file>
 
 <file path=word/styles.xml><?xml version="1.0" encoding="utf-8"?>
@@ -604,6 +2562,17 @@
     <w:uiPriority w:val="99"/>
     <w:semiHidden/>
     <w:unhideWhenUsed/>
+  </w:style>
+  <w:style w:type="paragraph" w:styleId="PargrafodaLista">
+    <w:name w:val="List Paragraph"/>
+    <w:basedOn w:val="Normal"/>
+    <w:uiPriority w:val="34"/>
+    <w:qFormat/>
+    <w:rsid w:val="00266D2E"/>
+    <w:pPr>
+      <w:ind w:left="720"/>
+      <w:contextualSpacing/>
+    </w:pPr>
   </w:style>
 </w:styles>
 </file>
